--- a/LAB4/[11_ĐH_CNPM2]-LAB4_1150080153-Trương Văn Quốc Phong.docx
+++ b/LAB4/[11_ĐH_CNPM2]-LAB4_1150080153-Trương Văn Quốc Phong.docx
@@ -74,8 +74,6 @@
         </w:rPr>
         <w:t>[11_ĐH_CNPM2]-LAB3_1150080153-Trương Văn Quốc Phong</w:t>
       </w:r>
-      <w:bookmarkStart w:id="0" w:name="_GoBack"/>
-      <w:bookmarkEnd w:id="0"/>
     </w:p>
     <w:p>
       <w:pPr>
@@ -636,10 +634,6 @@
             <w:insideH w:val="single" w:color="auto" w:sz="4" w:space="0"/>
             <w:insideV w:val="single" w:color="auto" w:sz="4" w:space="0"/>
           </w:tblBorders>
-          <w:tblCellMar>
-            <w:left w:w="108" w:type="dxa"/>
-            <w:right w:w="108" w:type="dxa"/>
-          </w:tblCellMar>
         </w:tblPrEx>
         <w:tc>
           <w:tcPr>
@@ -1240,10 +1234,6 @@
             <w:insideH w:val="single" w:color="auto" w:sz="4" w:space="0"/>
             <w:insideV w:val="single" w:color="auto" w:sz="4" w:space="0"/>
           </w:tblBorders>
-          <w:tblCellMar>
-            <w:left w:w="108" w:type="dxa"/>
-            <w:right w:w="108" w:type="dxa"/>
-          </w:tblCellMar>
         </w:tblPrEx>
         <w:tc>
           <w:tcPr>
@@ -1453,10 +1443,6 @@
             <w:insideH w:val="single" w:color="auto" w:sz="4" w:space="0"/>
             <w:insideV w:val="single" w:color="auto" w:sz="4" w:space="0"/>
           </w:tblBorders>
-          <w:tblCellMar>
-            <w:left w:w="108" w:type="dxa"/>
-            <w:right w:w="108" w:type="dxa"/>
-          </w:tblCellMar>
         </w:tblPrEx>
         <w:tc>
           <w:tcPr>
@@ -3729,6 +3715,205 @@
         </w:rPr>
       </w:pPr>
     </w:p>
+    <w:p>
+      <w:pPr>
+        <w:rPr>
+          <w:rFonts w:hint="default" w:ascii="SimSun" w:hAnsi="SimSun" w:eastAsia="SimSun" w:cs="SimSun"/>
+          <w:sz w:val="24"/>
+          <w:szCs w:val="24"/>
+          <w:lang w:val="vi-VN"/>
+        </w:rPr>
+      </w:pPr>
+    </w:p>
+    <w:p>
+      <w:pPr>
+        <w:numPr>
+          <w:ilvl w:val="0"/>
+          <w:numId w:val="2"/>
+        </w:numPr>
+        <w:rPr>
+          <w:rFonts w:hint="default" w:ascii="Times New Roman" w:hAnsi="Times New Roman" w:eastAsia="SimSun" w:cs="Times New Roman"/>
+          <w:sz w:val="24"/>
+          <w:szCs w:val="24"/>
+          <w:lang w:val="vi-VN"/>
+        </w:rPr>
+      </w:pPr>
+      <w:r>
+        <w:rPr>
+          <w:rFonts w:hint="default" w:ascii="Times New Roman" w:hAnsi="Times New Roman" w:eastAsia="SimSun" w:cs="Times New Roman"/>
+          <w:sz w:val="24"/>
+          <w:szCs w:val="24"/>
+          <w:lang w:val="vi-VN"/>
+        </w:rPr>
+        <w:t>Sự khác nhau giữa open, closed và filtered? Nêu tình huống. [12.2] Khác nhau: open là cổng mở và có ứng dụng đang lắng nghe; closed là cổng đóng (không có ứng dụng chạy nhưng có phản hồi); filtered là gói tin bị tường lửa chặn nên Nmap không thể xác định đóng hay mở.Tình huống: open khi bật Web Server (cổng 80); closed khi cổng không chạy dịch vụ gì; filtered khi bật Windows Firewall chặn kết nối đến. </w:t>
+      </w:r>
+    </w:p>
+    <w:p>
+      <w:pPr>
+        <w:numPr>
+          <w:ilvl w:val="0"/>
+          <w:numId w:val="2"/>
+        </w:numPr>
+        <w:ind w:left="0" w:leftChars="0" w:firstLine="0" w:firstLineChars="0"/>
+        <w:rPr>
+          <w:rFonts w:hint="default" w:ascii="Times New Roman" w:hAnsi="Times New Roman" w:eastAsia="SimSun" w:cs="Times New Roman"/>
+          <w:sz w:val="24"/>
+          <w:szCs w:val="24"/>
+          <w:lang w:val="vi-VN"/>
+        </w:rPr>
+      </w:pPr>
+      <w:r>
+        <w:rPr>
+          <w:rFonts w:hint="default" w:ascii="Times New Roman" w:hAnsi="Times New Roman" w:eastAsia="SimSun" w:cs="Times New Roman"/>
+          <w:sz w:val="24"/>
+          <w:szCs w:val="24"/>
+          <w:lang w:val="vi-VN"/>
+        </w:rPr>
+        <w:t>Tại sao -sS cần quyền cao hơn -sT? Khác nhau về cơ chế? [12.2, 14.1] Lý do cần quyền cao: -sS cần tạo và can thiệp trực tiếp vào cấu trúc các gói tin thô (raw packets) gửi đi, điều mà hệ điều hành chỉ cho phép tài khoản quản trị tối cao (sudo/root) thực hiện.Cơ chế: -sT hoàn thành đủ bắt tay 3 bước TCP (SYN \[\rightarrow \] SYN-ACK \[\rightarrow \] ACK). Còn -sS chỉ thực hiện nửa bước bắt tay (gửi SYN, nhận SYN-ACK rồi gửi RST để hủy kết nối ngay). </w:t>
+      </w:r>
+    </w:p>
+    <w:p>
+      <w:pPr>
+        <w:numPr>
+          <w:ilvl w:val="0"/>
+          <w:numId w:val="2"/>
+        </w:numPr>
+        <w:ind w:left="0" w:leftChars="0" w:firstLine="0" w:firstLineChars="0"/>
+        <w:rPr>
+          <w:rFonts w:hint="default" w:ascii="Times New Roman" w:hAnsi="Times New Roman" w:eastAsia="SimSun" w:cs="Times New Roman"/>
+          <w:sz w:val="24"/>
+          <w:szCs w:val="24"/>
+          <w:lang w:val="vi-VN"/>
+        </w:rPr>
+      </w:pPr>
+      <w:r>
+        <w:rPr>
+          <w:rFonts w:hint="default" w:ascii="Times New Roman" w:hAnsi="Times New Roman" w:eastAsia="SimSun" w:cs="Times New Roman"/>
+          <w:sz w:val="24"/>
+          <w:szCs w:val="24"/>
+          <w:lang w:val="vi-VN"/>
+        </w:rPr>
+        <w:t>Vì sao FIN/Xmas/NULL cho kết quả khó diễn giải? [11, 12.2] Do các kỹ thuật này dựa vào kẽ hở của tiêu chuẩn RFC 793. Nhiều hệ điều hành hiện đại (như Windows) hoặc các dòng Firewall không tuân thủ nghiêm ngặt quy tắc này và luôn gửi lại gói RST cho mọi cổng, khiến Nmap hiểu sai hoặc báo chung chung trạng thái open|filtered. </w:t>
+      </w:r>
+    </w:p>
+    <w:p>
+      <w:pPr>
+        <w:numPr>
+          <w:ilvl w:val="0"/>
+          <w:numId w:val="2"/>
+        </w:numPr>
+        <w:ind w:left="0" w:leftChars="0" w:firstLine="0" w:firstLineChars="0"/>
+        <w:rPr>
+          <w:rFonts w:hint="default" w:ascii="Times New Roman" w:hAnsi="Times New Roman" w:eastAsia="SimSun" w:cs="Times New Roman"/>
+          <w:sz w:val="24"/>
+          <w:szCs w:val="24"/>
+          <w:lang w:val="vi-VN"/>
+        </w:rPr>
+      </w:pPr>
+      <w:r>
+        <w:rPr>
+          <w:rFonts w:hint="default" w:ascii="Times New Roman" w:hAnsi="Times New Roman" w:eastAsia="SimSun" w:cs="Times New Roman"/>
+          <w:sz w:val="24"/>
+          <w:szCs w:val="24"/>
+          <w:lang w:val="vi-VN"/>
+        </w:rPr>
+        <w:t>ACK scan trả lời câu hỏi gì khác với SYN scan? [11, 12.2, 14.1] SYN scan trả lời câu hỏi: "Cổng này đóng hay mở?" [10, 11]ACK scan trả lời câu hỏi: "Cổng này có bị thiết bị lọc/tường lửa (Firewall) chặn hay không?" (Xác định chính sách lọc: filtered hay unfiltered).</w:t>
+      </w:r>
+    </w:p>
+    <w:p>
+      <w:pPr>
+        <w:numPr>
+          <w:numId w:val="0"/>
+        </w:numPr>
+        <w:ind w:leftChars="0"/>
+        <w:rPr>
+          <w:rFonts w:hint="default" w:ascii="Times New Roman" w:hAnsi="Times New Roman" w:eastAsia="SimSun" w:cs="Times New Roman"/>
+          <w:sz w:val="24"/>
+          <w:szCs w:val="24"/>
+          <w:lang w:val="vi-VN"/>
+        </w:rPr>
+      </w:pPr>
+    </w:p>
+    <w:p>
+      <w:pPr>
+        <w:numPr>
+          <w:numId w:val="0"/>
+        </w:numPr>
+        <w:ind w:leftChars="0"/>
+        <w:rPr>
+          <w:rFonts w:hint="default" w:ascii="Times New Roman" w:hAnsi="Times New Roman" w:eastAsia="SimSun" w:cs="Times New Roman"/>
+          <w:sz w:val="24"/>
+          <w:szCs w:val="24"/>
+          <w:lang w:val="vi-VN"/>
+        </w:rPr>
+      </w:pPr>
+      <w:r>
+        <w:rPr>
+          <w:rFonts w:hint="default" w:ascii="Times New Roman" w:hAnsi="Times New Roman" w:eastAsia="SimSun" w:cs="Times New Roman"/>
+          <w:sz w:val="24"/>
+          <w:szCs w:val="24"/>
+          <w:lang w:val="vi-VN"/>
+        </w:rPr>
+        <w:t>5. Tại sao UDP scan thường chậm và dễ xuất hiện open|filtered? [12.2] Chậm: Do UDP không có cơ chế bắt tay kết nối, Nmap phải đợi hết thời gian timeout cấu hình hoặc bị giới hạn tốc độ phản hồi lỗi ICMP từ máy đích [12.2]. Dễ bị open|filtered: Khi cổng UDP mở, ứng dụng thường im lặng không phản hồi nếu gói tin quét sai định dạng, khiến Nmap không thể phân biệt được cổng đang mở hay bị Firewall chặn mất gói tin [12.2]. </w:t>
+      </w:r>
+    </w:p>
+    <w:p>
+      <w:pPr>
+        <w:numPr>
+          <w:numId w:val="0"/>
+        </w:numPr>
+        <w:ind w:leftChars="0"/>
+        <w:rPr>
+          <w:rFonts w:hint="default" w:ascii="Times New Roman" w:hAnsi="Times New Roman" w:eastAsia="SimSun" w:cs="Times New Roman"/>
+          <w:sz w:val="24"/>
+          <w:szCs w:val="24"/>
+          <w:lang w:val="vi-VN"/>
+        </w:rPr>
+      </w:pPr>
+      <w:r>
+        <w:rPr>
+          <w:rFonts w:hint="default" w:ascii="Times New Roman" w:hAnsi="Times New Roman" w:eastAsia="SimSun" w:cs="Times New Roman"/>
+          <w:sz w:val="24"/>
+          <w:szCs w:val="24"/>
+          <w:lang w:val="vi-VN"/>
+        </w:rPr>
+        <w:t>6. -sV đóng vai trò gì trong quản lý lỗ hổng? Tại sao chỉ biết port 80 là chưa đủ? [12.2] Vai trò: Giúp nhận diện chính xác tên và số phiên bản (Version) cụ thể của dịch vụ đang chạy trên cổng [8.1].Tại sao chỉ biết port 80 chưa đủ: Vì port 80 chỉ là số cổng định danh dịch vụ web, ta phải biết rõ phiên bản phần mềm chạy trên đó (ví dụ: Apache 2.4.41 hay IIS 10.0) thì mới tra cứu được các lỗ hổng bảo mật (mã CVE) tương ứng để vá lỗi [14.1]. </w:t>
+      </w:r>
+    </w:p>
+    <w:p>
+      <w:pPr>
+        <w:numPr>
+          <w:numId w:val="0"/>
+        </w:numPr>
+        <w:ind w:leftChars="0"/>
+        <w:rPr>
+          <w:rFonts w:hint="default" w:ascii="Times New Roman" w:hAnsi="Times New Roman" w:eastAsia="SimSun" w:cs="Times New Roman"/>
+          <w:sz w:val="24"/>
+          <w:szCs w:val="24"/>
+          <w:lang w:val="vi-VN"/>
+        </w:rPr>
+      </w:pPr>
+      <w:r>
+        <w:rPr>
+          <w:rFonts w:hint="default" w:ascii="Times New Roman" w:hAnsi="Times New Roman" w:eastAsia="SimSun" w:cs="Times New Roman"/>
+          <w:sz w:val="24"/>
+          <w:szCs w:val="24"/>
+          <w:lang w:val="vi-VN"/>
+        </w:rPr>
+        <w:t xml:space="preserve">7. OS fingerprinting có những giới hạn nào? Vì sao không nên coi kết quả -O là tuyệt đối? [12.2] Giới hạn: Phụ thuộc hoàn toàn vào các đặc trưng phản hồi của ngăn xếp TCP/IP (TCP/IP stack).Không tuyệt đối vì: Nếu máy đích nằm sau Firewall, bị thay đổi cấu hình nhân hệ điều hành, hoặc hệ thống mạng làm rớt gói tin, Nmap sẽ nhận diện sai hoặc không thể đưa ra dự đoán chính </w:t>
+      </w:r>
+      <w:bookmarkStart w:id="0" w:name="_GoBack"/>
+      <w:bookmarkEnd w:id="0"/>
+      <w:r>
+        <w:rPr>
+          <w:rFonts w:hint="default" w:ascii="Times New Roman" w:hAnsi="Times New Roman" w:eastAsia="SimSun" w:cs="Times New Roman"/>
+          <w:sz w:val="24"/>
+          <w:szCs w:val="24"/>
+          <w:lang w:val="vi-VN"/>
+        </w:rPr>
+        <w:t>xác hệ điều hành [12.2]. </w:t>
+      </w:r>
+    </w:p>
     <w:sectPr>
       <w:pgSz w:w="11906" w:h="16838"/>
       <w:pgMar w:top="1440" w:right="1800" w:bottom="1440" w:left="1800" w:header="720" w:footer="720" w:gutter="0"/>
@@ -3753,8 +3938,23 @@
       <w:lvlJc w:val="left"/>
     </w:lvl>
   </w:abstractNum>
+  <w:abstractNum w:abstractNumId="1">
+    <w:nsid w:val="10B7783A"/>
+    <w:multiLevelType w:val="singleLevel"/>
+    <w:tmpl w:val="10B7783A"/>
+    <w:lvl w:ilvl="0" w:tentative="0">
+      <w:start w:val="1"/>
+      <w:numFmt w:val="decimal"/>
+      <w:suff w:val="space"/>
+      <w:lvlText w:val="%1."/>
+      <w:lvlJc w:val="left"/>
+    </w:lvl>
+  </w:abstractNum>
   <w:num w:numId="1">
     <w:abstractNumId w:val="0"/>
+  </w:num>
+  <w:num w:numId="2">
+    <w:abstractNumId w:val="1"/>
   </w:num>
 </w:numbering>
 </file>

--- a/LAB4/[11_ĐH_CNPM2]-LAB4_1150080153-Trương Văn Quốc Phong.docx
+++ b/LAB4/[11_ĐH_CNPM2]-LAB4_1150080153-Trương Văn Quốc Phong.docx
@@ -16,6 +16,7 @@
         </w:rPr>
         <w:t xml:space="preserve">Link video: </w:t>
       </w:r>
+      <w:bookmarkStart w:id="0" w:name="_GoBack"/>
       <w:r>
         <w:rPr>
           <w:rFonts w:hint="default"/>
@@ -52,6 +53,7 @@
         </w:rPr>
         <w:fldChar w:fldCharType="end"/>
       </w:r>
+      <w:bookmarkEnd w:id="0"/>
     </w:p>
     <w:p>
       <w:pPr>
@@ -614,7 +616,9 @@
         </w:tblBorders>
         <w:tblLayout w:type="autofit"/>
         <w:tblCellMar>
+          <w:top w:w="0" w:type="dxa"/>
           <w:left w:w="108" w:type="dxa"/>
+          <w:bottom w:w="0" w:type="dxa"/>
           <w:right w:w="108" w:type="dxa"/>
         </w:tblCellMar>
       </w:tblPr>
@@ -634,6 +638,12 @@
             <w:insideH w:val="single" w:color="auto" w:sz="4" w:space="0"/>
             <w:insideV w:val="single" w:color="auto" w:sz="4" w:space="0"/>
           </w:tblBorders>
+          <w:tblCellMar>
+            <w:top w:w="0" w:type="dxa"/>
+            <w:left w:w="108" w:type="dxa"/>
+            <w:bottom w:w="0" w:type="dxa"/>
+            <w:right w:w="108" w:type="dxa"/>
+          </w:tblCellMar>
         </w:tblPrEx>
         <w:tc>
           <w:tcPr>
@@ -641,6 +651,7 @@
           </w:tcPr>
           <w:tbl>
             <w:tblPr>
+              <w:tblStyle w:val="3"/>
               <w:tblW w:w="0" w:type="auto"/>
               <w:tblCellSpacing w:w="15" w:type="dxa"/>
               <w:tblInd w:w="-45" w:type="dxa"/>
@@ -652,7 +663,7 @@
                 <w:insideH w:val="none" w:color="auto" w:sz="0" w:space="0"/>
                 <w:insideV w:val="none" w:color="auto" w:sz="0" w:space="0"/>
               </w:tblBorders>
-              <w:shd w:val="clear"/>
+              <w:shd w:val="clear" w:color="auto" w:fill="auto"/>
               <w:tblLayout w:type="autofit"/>
               <w:tblCellMar>
                 <w:top w:w="15" w:type="dxa"/>
@@ -674,13 +685,6 @@
                   <w:insideH w:val="none" w:color="auto" w:sz="0" w:space="0"/>
                   <w:insideV w:val="none" w:color="auto" w:sz="0" w:space="0"/>
                 </w:tblBorders>
-                <w:shd w:val="clear"/>
-                <w:tblCellMar>
-                  <w:top w:w="15" w:type="dxa"/>
-                  <w:left w:w="15" w:type="dxa"/>
-                  <w:bottom w:w="15" w:type="dxa"/>
-                  <w:right w:w="15" w:type="dxa"/>
-                </w:tblCellMar>
               </w:tblPrEx>
               <w:trPr>
                 <w:tblCellSpacing w:w="15" w:type="dxa"/>
@@ -691,7 +695,7 @@
                   <w:tcBorders>
                     <w:bottom w:val="single" w:color="DADBE5" w:sz="2" w:space="0"/>
                   </w:tcBorders>
-                  <w:shd w:val="clear"/>
+                  <w:shd w:val="clear" w:color="auto" w:fill="auto"/>
                   <w:vAlign w:val="center"/>
                 </w:tcPr>
                 <w:p>
@@ -731,6 +735,8 @@
           </w:tbl>
           <w:p>
             <w:pPr>
+              <w:widowControl w:val="0"/>
+              <w:jc w:val="both"/>
               <w:rPr>
                 <w:rFonts w:hint="default"/>
                 <w:vertAlign w:val="baseline"/>
@@ -744,6 +750,8 @@
           </w:tcPr>
           <w:p>
             <w:pPr>
+              <w:widowControl w:val="0"/>
+              <w:jc w:val="both"/>
               <w:rPr>
                 <w:rFonts w:hint="default"/>
                 <w:vertAlign w:val="baseline"/>
@@ -765,6 +773,8 @@
           </w:tcPr>
           <w:p>
             <w:pPr>
+              <w:widowControl w:val="0"/>
+              <w:jc w:val="both"/>
               <w:rPr>
                 <w:rFonts w:hint="default"/>
                 <w:vertAlign w:val="baseline"/>
@@ -786,6 +796,8 @@
           </w:tcPr>
           <w:p>
             <w:pPr>
+              <w:widowControl w:val="0"/>
+              <w:jc w:val="both"/>
               <w:rPr>
                 <w:rFonts w:hint="default"/>
                 <w:vertAlign w:val="baseline"/>
@@ -813,7 +825,9 @@
             <w:insideV w:val="single" w:color="auto" w:sz="4" w:space="0"/>
           </w:tblBorders>
           <w:tblCellMar>
+            <w:top w:w="0" w:type="dxa"/>
             <w:left w:w="108" w:type="dxa"/>
+            <w:bottom w:w="0" w:type="dxa"/>
             <w:right w:w="108" w:type="dxa"/>
           </w:tblCellMar>
         </w:tblPrEx>
@@ -823,6 +837,8 @@
           </w:tcPr>
           <w:p>
             <w:pPr>
+              <w:widowControl w:val="0"/>
+              <w:jc w:val="both"/>
               <w:rPr>
                 <w:rFonts w:hint="default"/>
                 <w:vertAlign w:val="baseline"/>
@@ -844,6 +860,8 @@
           </w:tcPr>
           <w:p>
             <w:pPr>
+              <w:widowControl w:val="0"/>
+              <w:jc w:val="both"/>
               <w:rPr>
                 <w:rFonts w:hint="default"/>
                 <w:vertAlign w:val="baseline"/>
@@ -865,6 +883,8 @@
           </w:tcPr>
           <w:p>
             <w:pPr>
+              <w:widowControl w:val="0"/>
+              <w:jc w:val="both"/>
               <w:rPr>
                 <w:rFonts w:hint="default"/>
                 <w:vertAlign w:val="baseline"/>
@@ -888,6 +908,8 @@
           </w:tcPr>
           <w:p>
             <w:pPr>
+              <w:widowControl w:val="0"/>
+              <w:jc w:val="both"/>
               <w:rPr>
                 <w:rFonts w:hint="default"/>
                 <w:vertAlign w:val="baseline"/>
@@ -915,7 +937,9 @@
             <w:insideV w:val="single" w:color="auto" w:sz="4" w:space="0"/>
           </w:tblBorders>
           <w:tblCellMar>
+            <w:top w:w="0" w:type="dxa"/>
             <w:left w:w="108" w:type="dxa"/>
+            <w:bottom w:w="0" w:type="dxa"/>
             <w:right w:w="108" w:type="dxa"/>
           </w:tblCellMar>
         </w:tblPrEx>
@@ -925,6 +949,8 @@
           </w:tcPr>
           <w:p>
             <w:pPr>
+              <w:widowControl w:val="0"/>
+              <w:jc w:val="both"/>
               <w:rPr>
                 <w:rFonts w:hint="default"/>
                 <w:vertAlign w:val="baseline"/>
@@ -946,6 +972,8 @@
           </w:tcPr>
           <w:p>
             <w:pPr>
+              <w:widowControl w:val="0"/>
+              <w:jc w:val="both"/>
               <w:rPr>
                 <w:rFonts w:hint="default"/>
                 <w:vertAlign w:val="baseline"/>
@@ -967,6 +995,8 @@
           </w:tcPr>
           <w:p>
             <w:pPr>
+              <w:widowControl w:val="0"/>
+              <w:jc w:val="both"/>
               <w:rPr>
                 <w:rFonts w:hint="default"/>
                 <w:vertAlign w:val="baseline"/>
@@ -988,6 +1018,8 @@
           </w:tcPr>
           <w:p>
             <w:pPr>
+              <w:widowControl w:val="0"/>
+              <w:jc w:val="both"/>
               <w:rPr>
                 <w:rFonts w:hint="default"/>
                 <w:vertAlign w:val="baseline"/>
@@ -1015,7 +1047,9 @@
             <w:insideV w:val="single" w:color="auto" w:sz="4" w:space="0"/>
           </w:tblBorders>
           <w:tblCellMar>
+            <w:top w:w="0" w:type="dxa"/>
             <w:left w:w="108" w:type="dxa"/>
+            <w:bottom w:w="0" w:type="dxa"/>
             <w:right w:w="108" w:type="dxa"/>
           </w:tblCellMar>
         </w:tblPrEx>
@@ -1025,6 +1059,8 @@
           </w:tcPr>
           <w:p>
             <w:pPr>
+              <w:widowControl w:val="0"/>
+              <w:jc w:val="both"/>
               <w:rPr>
                 <w:rFonts w:hint="default"/>
                 <w:vertAlign w:val="baseline"/>
@@ -1046,6 +1082,8 @@
           </w:tcPr>
           <w:p>
             <w:pPr>
+              <w:widowControl w:val="0"/>
+              <w:jc w:val="both"/>
               <w:rPr>
                 <w:rFonts w:hint="default"/>
                 <w:vertAlign w:val="baseline"/>
@@ -1067,6 +1105,8 @@
           </w:tcPr>
           <w:p>
             <w:pPr>
+              <w:widowControl w:val="0"/>
+              <w:jc w:val="both"/>
               <w:rPr>
                 <w:rFonts w:hint="default"/>
                 <w:vertAlign w:val="baseline"/>
@@ -1088,6 +1128,8 @@
           </w:tcPr>
           <w:p>
             <w:pPr>
+              <w:widowControl w:val="0"/>
+              <w:jc w:val="both"/>
               <w:rPr>
                 <w:rFonts w:hint="default"/>
                 <w:vertAlign w:val="baseline"/>
@@ -1115,7 +1157,9 @@
             <w:insideV w:val="single" w:color="auto" w:sz="4" w:space="0"/>
           </w:tblBorders>
           <w:tblCellMar>
+            <w:top w:w="0" w:type="dxa"/>
             <w:left w:w="108" w:type="dxa"/>
+            <w:bottom w:w="0" w:type="dxa"/>
             <w:right w:w="108" w:type="dxa"/>
           </w:tblCellMar>
         </w:tblPrEx>
@@ -1125,6 +1169,8 @@
           </w:tcPr>
           <w:p>
             <w:pPr>
+              <w:widowControl w:val="0"/>
+              <w:jc w:val="both"/>
               <w:rPr>
                 <w:rFonts w:hint="default"/>
                 <w:vertAlign w:val="baseline"/>
@@ -1146,6 +1192,8 @@
           </w:tcPr>
           <w:p>
             <w:pPr>
+              <w:widowControl w:val="0"/>
+              <w:jc w:val="both"/>
               <w:rPr>
                 <w:rFonts w:hint="default"/>
                 <w:vertAlign w:val="baseline"/>
@@ -1159,6 +1207,8 @@
           </w:tcPr>
           <w:p>
             <w:pPr>
+              <w:widowControl w:val="0"/>
+              <w:jc w:val="both"/>
               <w:rPr>
                 <w:rFonts w:hint="default"/>
                 <w:vertAlign w:val="baseline"/>
@@ -1172,6 +1222,8 @@
           </w:tcPr>
           <w:p>
             <w:pPr>
+              <w:widowControl w:val="0"/>
+              <w:jc w:val="both"/>
               <w:rPr>
                 <w:rFonts w:hint="default"/>
                 <w:vertAlign w:val="baseline"/>
@@ -1213,7 +1265,9 @@
         </w:tblBorders>
         <w:tblLayout w:type="autofit"/>
         <w:tblCellMar>
+          <w:top w:w="0" w:type="dxa"/>
           <w:left w:w="108" w:type="dxa"/>
+          <w:bottom w:w="0" w:type="dxa"/>
           <w:right w:w="108" w:type="dxa"/>
         </w:tblCellMar>
       </w:tblPr>
@@ -1234,6 +1288,12 @@
             <w:insideH w:val="single" w:color="auto" w:sz="4" w:space="0"/>
             <w:insideV w:val="single" w:color="auto" w:sz="4" w:space="0"/>
           </w:tblBorders>
+          <w:tblCellMar>
+            <w:top w:w="0" w:type="dxa"/>
+            <w:left w:w="108" w:type="dxa"/>
+            <w:bottom w:w="0" w:type="dxa"/>
+            <w:right w:w="108" w:type="dxa"/>
+          </w:tblCellMar>
         </w:tblPrEx>
         <w:tc>
           <w:tcPr>
@@ -1241,6 +1301,7 @@
           </w:tcPr>
           <w:tbl>
             <w:tblPr>
+              <w:tblStyle w:val="3"/>
               <w:tblW w:w="0" w:type="auto"/>
               <w:tblCellSpacing w:w="15" w:type="dxa"/>
               <w:tblInd w:w="-45" w:type="dxa"/>
@@ -1252,7 +1313,7 @@
                 <w:insideH w:val="none" w:color="auto" w:sz="0" w:space="0"/>
                 <w:insideV w:val="none" w:color="auto" w:sz="0" w:space="0"/>
               </w:tblBorders>
-              <w:shd w:val="clear"/>
+              <w:shd w:val="clear" w:color="auto" w:fill="auto"/>
               <w:tblLayout w:type="autofit"/>
               <w:tblCellMar>
                 <w:top w:w="15" w:type="dxa"/>
@@ -1274,7 +1335,7 @@
                   <w:insideH w:val="none" w:color="auto" w:sz="0" w:space="0"/>
                   <w:insideV w:val="none" w:color="auto" w:sz="0" w:space="0"/>
                 </w:tblBorders>
-                <w:shd w:val="clear"/>
+                <w:shd w:val="clear" w:color="auto" w:fill="auto"/>
                 <w:tblCellMar>
                   <w:top w:w="15" w:type="dxa"/>
                   <w:left w:w="15" w:type="dxa"/>
@@ -1291,7 +1352,7 @@
                   <w:tcBorders>
                     <w:bottom w:val="single" w:color="DADBE5" w:sz="2" w:space="0"/>
                   </w:tcBorders>
-                  <w:shd w:val="clear"/>
+                  <w:shd w:val="clear" w:color="auto" w:fill="auto"/>
                   <w:vAlign w:val="center"/>
                 </w:tcPr>
                 <w:p>
@@ -1331,6 +1392,8 @@
           </w:tbl>
           <w:p>
             <w:pPr>
+              <w:widowControl w:val="0"/>
+              <w:jc w:val="both"/>
               <w:rPr>
                 <w:rFonts w:hint="default" w:ascii="SimSun" w:hAnsi="SimSun" w:eastAsia="SimSun" w:cs="SimSun"/>
                 <w:sz w:val="24"/>
@@ -1346,6 +1409,8 @@
           </w:tcPr>
           <w:p>
             <w:pPr>
+              <w:widowControl w:val="0"/>
+              <w:jc w:val="both"/>
               <w:rPr>
                 <w:rFonts w:hint="default" w:ascii="SimSun" w:hAnsi="SimSun" w:eastAsia="SimSun" w:cs="SimSun"/>
                 <w:sz w:val="24"/>
@@ -1369,6 +1434,8 @@
           </w:tcPr>
           <w:p>
             <w:pPr>
+              <w:widowControl w:val="0"/>
+              <w:jc w:val="both"/>
               <w:rPr>
                 <w:rFonts w:hint="default" w:ascii="SimSun" w:hAnsi="SimSun" w:eastAsia="SimSun" w:cs="SimSun"/>
                 <w:sz w:val="24"/>
@@ -1392,6 +1459,8 @@
           </w:tcPr>
           <w:p>
             <w:pPr>
+              <w:widowControl w:val="0"/>
+              <w:jc w:val="both"/>
               <w:rPr>
                 <w:rFonts w:hint="default" w:ascii="SimSun" w:hAnsi="SimSun" w:eastAsia="SimSun" w:cs="SimSun"/>
                 <w:sz w:val="24"/>
@@ -1415,6 +1484,8 @@
           </w:tcPr>
           <w:p>
             <w:pPr>
+              <w:widowControl w:val="0"/>
+              <w:jc w:val="both"/>
               <w:rPr>
                 <w:rFonts w:hint="default" w:ascii="SimSun" w:hAnsi="SimSun" w:eastAsia="SimSun" w:cs="SimSun"/>
                 <w:sz w:val="24"/>
@@ -1429,169 +1500,6 @@
                 <w:szCs w:val="24"/>
               </w:rPr>
               <w:t>Bằng chứng</w:t>
-            </w:r>
-          </w:p>
-        </w:tc>
-      </w:tr>
-      <w:tr>
-        <w:tblPrEx>
-          <w:tblBorders>
-            <w:top w:val="single" w:color="auto" w:sz="4" w:space="0"/>
-            <w:left w:val="single" w:color="auto" w:sz="4" w:space="0"/>
-            <w:bottom w:val="single" w:color="auto" w:sz="4" w:space="0"/>
-            <w:right w:val="single" w:color="auto" w:sz="4" w:space="0"/>
-            <w:insideH w:val="single" w:color="auto" w:sz="4" w:space="0"/>
-            <w:insideV w:val="single" w:color="auto" w:sz="4" w:space="0"/>
-          </w:tblBorders>
-        </w:tblPrEx>
-        <w:tc>
-          <w:tcPr>
-            <w:tcW w:w="1704" w:type="dxa"/>
-          </w:tcPr>
-          <w:p>
-            <w:pPr>
-              <w:rPr>
-                <w:rFonts w:hint="default" w:ascii="SimSun" w:hAnsi="SimSun" w:eastAsia="SimSun" w:cs="SimSun"/>
-                <w:sz w:val="24"/>
-                <w:szCs w:val="24"/>
-                <w:vertAlign w:val="baseline"/>
-                <w:lang w:val="vi-VN"/>
-              </w:rPr>
-            </w:pPr>
-            <w:r>
-              <w:rPr>
-                <w:rFonts w:hint="default" w:ascii="SimSun" w:hAnsi="SimSun" w:eastAsia="SimSun" w:cs="SimSun"/>
-                <w:sz w:val="24"/>
-                <w:szCs w:val="24"/>
-                <w:vertAlign w:val="baseline"/>
-                <w:lang w:val="vi-VN"/>
-              </w:rPr>
-              <w:t>1</w:t>
-            </w:r>
-          </w:p>
-        </w:tc>
-        <w:tc>
-          <w:tcPr>
-            <w:tcW w:w="1704" w:type="dxa"/>
-          </w:tcPr>
-          <w:p>
-            <w:pPr>
-              <w:rPr>
-                <w:rFonts w:hint="default" w:ascii="SimSun" w:hAnsi="SimSun" w:eastAsia="SimSun" w:cs="SimSun"/>
-                <w:sz w:val="24"/>
-                <w:szCs w:val="24"/>
-                <w:vertAlign w:val="baseline"/>
-              </w:rPr>
-            </w:pPr>
-            <w:r>
-              <w:rPr>
-                <w:rFonts w:ascii="SimSun" w:hAnsi="SimSun" w:eastAsia="SimSun" w:cs="SimSun"/>
-                <w:sz w:val="24"/>
-                <w:szCs w:val="24"/>
-              </w:rPr>
-              <w:t>192.168.215.1</w:t>
-            </w:r>
-          </w:p>
-        </w:tc>
-        <w:tc>
-          <w:tcPr>
-            <w:tcW w:w="1704" w:type="dxa"/>
-          </w:tcPr>
-          <w:p>
-            <w:pPr>
-              <w:rPr>
-                <w:rFonts w:hint="default" w:ascii="SimSun" w:hAnsi="SimSun" w:eastAsia="SimSun" w:cs="SimSun"/>
-                <w:sz w:val="24"/>
-                <w:szCs w:val="24"/>
-                <w:vertAlign w:val="baseline"/>
-                <w:lang w:val="vi-VN"/>
-              </w:rPr>
-            </w:pPr>
-            <w:r>
-              <w:rPr>
-                <w:rFonts w:hint="default" w:ascii="SimSun" w:hAnsi="SimSun" w:eastAsia="SimSun" w:cs="SimSun"/>
-                <w:sz w:val="24"/>
-                <w:szCs w:val="24"/>
-                <w:vertAlign w:val="baseline"/>
-                <w:lang w:val="vi-VN"/>
-              </w:rPr>
-              <w:t>N/a</w:t>
-            </w:r>
-          </w:p>
-        </w:tc>
-        <w:tc>
-          <w:tcPr>
-            <w:tcW w:w="1705" w:type="dxa"/>
-          </w:tcPr>
-          <w:p>
-            <w:pPr>
-              <w:rPr>
-                <w:rFonts w:hint="default" w:ascii="SimSun" w:hAnsi="SimSun" w:eastAsia="SimSun" w:cs="SimSun"/>
-                <w:sz w:val="24"/>
-                <w:szCs w:val="24"/>
-                <w:vertAlign w:val="baseline"/>
-              </w:rPr>
-            </w:pPr>
-            <w:r>
-              <w:rPr>
-                <w:rStyle w:val="7"/>
-                <w:rFonts w:ascii="Arial" w:hAnsi="Arial" w:eastAsia="Arial" w:cs="Arial"/>
-                <w:b/>
-                <w:bCs/>
-                <w:sz w:val="21"/>
-                <w:szCs w:val="21"/>
-                <w:u w:val="none"/>
-              </w:rPr>
-              <w:t>Windows Host</w:t>
-            </w:r>
-            <w:r>
-              <w:rPr>
-                <w:rFonts w:ascii="SimSun" w:hAnsi="SimSun" w:eastAsia="SimSun" w:cs="SimSun"/>
-                <w:sz w:val="24"/>
-                <w:szCs w:val="24"/>
-              </w:rPr>
-              <w:t xml:space="preserve"> (Máy thật)</w:t>
-            </w:r>
-          </w:p>
-        </w:tc>
-        <w:tc>
-          <w:tcPr>
-            <w:tcW w:w="1705" w:type="dxa"/>
-          </w:tcPr>
-          <w:p>
-            <w:pPr>
-              <w:rPr>
-                <w:rFonts w:hint="default" w:ascii="SimSun" w:hAnsi="SimSun" w:eastAsia="SimSun" w:cs="SimSun"/>
-                <w:sz w:val="24"/>
-                <w:szCs w:val="24"/>
-                <w:vertAlign w:val="baseline"/>
-              </w:rPr>
-            </w:pPr>
-            <w:r>
-              <w:rPr>
-                <w:rFonts w:ascii="SimSun" w:hAnsi="SimSun" w:eastAsia="SimSun" w:cs="SimSun"/>
-                <w:sz w:val="24"/>
-                <w:szCs w:val="24"/>
-              </w:rPr>
-              <w:t xml:space="preserve">Kết quả quét </w:t>
-            </w:r>
-            <w:r>
-              <w:rPr>
-                <w:rStyle w:val="5"/>
-                <w:rFonts w:ascii="monospace" w:hAnsi="monospace" w:eastAsia="monospace" w:cs="monospace"/>
-                <w:sz w:val="21"/>
-                <w:szCs w:val="21"/>
-                <w:u w:val="none"/>
-              </w:rPr>
-              <w:t>nmap -sn</w:t>
-            </w:r>
-            <w:r>
-              <w:rPr>
-                <w:rFonts w:ascii="SimSun" w:hAnsi="SimSun" w:eastAsia="SimSun" w:cs="SimSun"/>
-                <w:sz w:val="24"/>
-                <w:szCs w:val="24"/>
-              </w:rPr>
-              <w:t xml:space="preserve"> hiện host up</w:t>
             </w:r>
           </w:p>
         </w:tc>
@@ -1607,7 +1515,9 @@
             <w:insideV w:val="single" w:color="auto" w:sz="4" w:space="0"/>
           </w:tblBorders>
           <w:tblCellMar>
+            <w:top w:w="0" w:type="dxa"/>
             <w:left w:w="108" w:type="dxa"/>
+            <w:bottom w:w="0" w:type="dxa"/>
             <w:right w:w="108" w:type="dxa"/>
           </w:tblCellMar>
         </w:tblPrEx>
@@ -1617,23 +1527,25 @@
           </w:tcPr>
           <w:p>
             <w:pPr>
-              <w:rPr>
-                <w:rFonts w:hint="default" w:ascii="SimSun" w:hAnsi="SimSun" w:eastAsia="SimSun" w:cs="SimSun"/>
-                <w:sz w:val="24"/>
-                <w:szCs w:val="24"/>
-                <w:vertAlign w:val="baseline"/>
-                <w:lang w:val="vi-VN"/>
-              </w:rPr>
-            </w:pPr>
-            <w:r>
-              <w:rPr>
-                <w:rFonts w:hint="default" w:ascii="SimSun" w:hAnsi="SimSun" w:eastAsia="SimSun" w:cs="SimSun"/>
-                <w:sz w:val="24"/>
-                <w:szCs w:val="24"/>
-                <w:vertAlign w:val="baseline"/>
-                <w:lang w:val="vi-VN"/>
-              </w:rPr>
-              <w:t>2</w:t>
+              <w:widowControl w:val="0"/>
+              <w:jc w:val="both"/>
+              <w:rPr>
+                <w:rFonts w:hint="default" w:ascii="SimSun" w:hAnsi="SimSun" w:eastAsia="SimSun" w:cs="SimSun"/>
+                <w:sz w:val="24"/>
+                <w:szCs w:val="24"/>
+                <w:vertAlign w:val="baseline"/>
+                <w:lang w:val="vi-VN"/>
+              </w:rPr>
+            </w:pPr>
+            <w:r>
+              <w:rPr>
+                <w:rFonts w:hint="default" w:ascii="SimSun" w:hAnsi="SimSun" w:eastAsia="SimSun" w:cs="SimSun"/>
+                <w:sz w:val="24"/>
+                <w:szCs w:val="24"/>
+                <w:vertAlign w:val="baseline"/>
+                <w:lang w:val="vi-VN"/>
+              </w:rPr>
+              <w:t>1</w:t>
             </w:r>
           </w:p>
         </w:tc>
@@ -1643,20 +1555,22 @@
           </w:tcPr>
           <w:p>
             <w:pPr>
-              <w:rPr>
-                <w:rFonts w:hint="default" w:ascii="SimSun" w:hAnsi="SimSun" w:eastAsia="SimSun" w:cs="SimSun"/>
-                <w:sz w:val="24"/>
-                <w:szCs w:val="24"/>
-                <w:vertAlign w:val="baseline"/>
-              </w:rPr>
-            </w:pPr>
-            <w:r>
-              <w:rPr>
-                <w:rFonts w:ascii="SimSun" w:hAnsi="SimSun" w:eastAsia="SimSun" w:cs="SimSun"/>
-                <w:sz w:val="24"/>
-                <w:szCs w:val="24"/>
-              </w:rPr>
-              <w:t>192.168.215.2</w:t>
+              <w:widowControl w:val="0"/>
+              <w:jc w:val="both"/>
+              <w:rPr>
+                <w:rFonts w:hint="default" w:ascii="SimSun" w:hAnsi="SimSun" w:eastAsia="SimSun" w:cs="SimSun"/>
+                <w:sz w:val="24"/>
+                <w:szCs w:val="24"/>
+                <w:vertAlign w:val="baseline"/>
+              </w:rPr>
+            </w:pPr>
+            <w:r>
+              <w:rPr>
+                <w:rFonts w:ascii="SimSun" w:hAnsi="SimSun" w:eastAsia="SimSun" w:cs="SimSun"/>
+                <w:sz w:val="24"/>
+                <w:szCs w:val="24"/>
+              </w:rPr>
+              <w:t>192.168.215.1</w:t>
             </w:r>
           </w:p>
         </w:tc>
@@ -1666,30 +1580,25 @@
           </w:tcPr>
           <w:p>
             <w:pPr>
-              <w:rPr>
-                <w:rFonts w:hint="default" w:ascii="SimSun" w:hAnsi="SimSun" w:eastAsia="SimSun" w:cs="SimSun"/>
-                <w:sz w:val="24"/>
-                <w:szCs w:val="24"/>
-                <w:vertAlign w:val="baseline"/>
-              </w:rPr>
-            </w:pPr>
-            <w:r>
-              <w:rPr>
-                <w:rStyle w:val="5"/>
-                <w:rFonts w:ascii="monospace" w:hAnsi="monospace" w:eastAsia="monospace" w:cs="monospace"/>
-                <w:sz w:val="21"/>
-                <w:szCs w:val="21"/>
-                <w:u w:val="none"/>
-              </w:rPr>
-              <w:t>00:50:56:XX:XX:XX</w:t>
-            </w:r>
-            <w:r>
-              <w:rPr>
-                <w:rFonts w:ascii="SimSun" w:hAnsi="SimSun" w:eastAsia="SimSun" w:cs="SimSun"/>
-                <w:sz w:val="24"/>
-                <w:szCs w:val="24"/>
-              </w:rPr>
-              <w:t xml:space="preserve"> / VMware</w:t>
+              <w:widowControl w:val="0"/>
+              <w:jc w:val="both"/>
+              <w:rPr>
+                <w:rFonts w:hint="default" w:ascii="SimSun" w:hAnsi="SimSun" w:eastAsia="SimSun" w:cs="SimSun"/>
+                <w:sz w:val="24"/>
+                <w:szCs w:val="24"/>
+                <w:vertAlign w:val="baseline"/>
+                <w:lang w:val="vi-VN"/>
+              </w:rPr>
+            </w:pPr>
+            <w:r>
+              <w:rPr>
+                <w:rFonts w:hint="default" w:ascii="SimSun" w:hAnsi="SimSun" w:eastAsia="SimSun" w:cs="SimSun"/>
+                <w:sz w:val="24"/>
+                <w:szCs w:val="24"/>
+                <w:vertAlign w:val="baseline"/>
+                <w:lang w:val="vi-VN"/>
+              </w:rPr>
+              <w:t>N/a</w:t>
             </w:r>
           </w:p>
         </w:tc>
@@ -1699,6 +1608,8 @@
           </w:tcPr>
           <w:p>
             <w:pPr>
+              <w:widowControl w:val="0"/>
+              <w:jc w:val="both"/>
               <w:rPr>
                 <w:rFonts w:hint="default" w:ascii="SimSun" w:hAnsi="SimSun" w:eastAsia="SimSun" w:cs="SimSun"/>
                 <w:sz w:val="24"/>
@@ -1716,15 +1627,15 @@
                 <w:szCs w:val="21"/>
                 <w:u w:val="none"/>
               </w:rPr>
-              <w:t>Gateway / DHCP Server</w:t>
-            </w:r>
-            <w:r>
-              <w:rPr>
-                <w:rFonts w:ascii="SimSun" w:hAnsi="SimSun" w:eastAsia="SimSun" w:cs="SimSun"/>
-                <w:sz w:val="24"/>
-                <w:szCs w:val="24"/>
-              </w:rPr>
-              <w:t xml:space="preserve"> của VMware</w:t>
+              <w:t>Windows Host</w:t>
+            </w:r>
+            <w:r>
+              <w:rPr>
+                <w:rFonts w:ascii="SimSun" w:hAnsi="SimSun" w:eastAsia="SimSun" w:cs="SimSun"/>
+                <w:sz w:val="24"/>
+                <w:szCs w:val="24"/>
+              </w:rPr>
+              <w:t xml:space="preserve"> (Máy thật)</w:t>
             </w:r>
           </w:p>
         </w:tc>
@@ -1734,6 +1645,8 @@
           </w:tcPr>
           <w:p>
             <w:pPr>
+              <w:widowControl w:val="0"/>
+              <w:jc w:val="both"/>
               <w:rPr>
                 <w:rFonts w:hint="default" w:ascii="SimSun" w:hAnsi="SimSun" w:eastAsia="SimSun" w:cs="SimSun"/>
                 <w:sz w:val="24"/>
@@ -1781,7 +1694,9 @@
             <w:insideV w:val="single" w:color="auto" w:sz="4" w:space="0"/>
           </w:tblBorders>
           <w:tblCellMar>
+            <w:top w:w="0" w:type="dxa"/>
             <w:left w:w="108" w:type="dxa"/>
+            <w:bottom w:w="0" w:type="dxa"/>
             <w:right w:w="108" w:type="dxa"/>
           </w:tblCellMar>
         </w:tblPrEx>
@@ -1791,23 +1706,25 @@
           </w:tcPr>
           <w:p>
             <w:pPr>
-              <w:rPr>
-                <w:rFonts w:hint="default" w:ascii="SimSun" w:hAnsi="SimSun" w:eastAsia="SimSun" w:cs="SimSun"/>
-                <w:sz w:val="24"/>
-                <w:szCs w:val="24"/>
-                <w:vertAlign w:val="baseline"/>
-                <w:lang w:val="vi-VN"/>
-              </w:rPr>
-            </w:pPr>
-            <w:r>
-              <w:rPr>
-                <w:rFonts w:hint="default" w:ascii="SimSun" w:hAnsi="SimSun" w:eastAsia="SimSun" w:cs="SimSun"/>
-                <w:sz w:val="24"/>
-                <w:szCs w:val="24"/>
-                <w:vertAlign w:val="baseline"/>
-                <w:lang w:val="vi-VN"/>
-              </w:rPr>
-              <w:t>3</w:t>
+              <w:widowControl w:val="0"/>
+              <w:jc w:val="both"/>
+              <w:rPr>
+                <w:rFonts w:hint="default" w:ascii="SimSun" w:hAnsi="SimSun" w:eastAsia="SimSun" w:cs="SimSun"/>
+                <w:sz w:val="24"/>
+                <w:szCs w:val="24"/>
+                <w:vertAlign w:val="baseline"/>
+                <w:lang w:val="vi-VN"/>
+              </w:rPr>
+            </w:pPr>
+            <w:r>
+              <w:rPr>
+                <w:rFonts w:hint="default" w:ascii="SimSun" w:hAnsi="SimSun" w:eastAsia="SimSun" w:cs="SimSun"/>
+                <w:sz w:val="24"/>
+                <w:szCs w:val="24"/>
+                <w:vertAlign w:val="baseline"/>
+                <w:lang w:val="vi-VN"/>
+              </w:rPr>
+              <w:t>2</w:t>
             </w:r>
           </w:p>
         </w:tc>
@@ -1817,20 +1734,22 @@
           </w:tcPr>
           <w:p>
             <w:pPr>
-              <w:rPr>
-                <w:rFonts w:hint="default" w:ascii="SimSun" w:hAnsi="SimSun" w:eastAsia="SimSun" w:cs="SimSun"/>
-                <w:sz w:val="24"/>
-                <w:szCs w:val="24"/>
-                <w:vertAlign w:val="baseline"/>
-              </w:rPr>
-            </w:pPr>
-            <w:r>
-              <w:rPr>
-                <w:rFonts w:ascii="SimSun" w:hAnsi="SimSun" w:eastAsia="SimSun" w:cs="SimSun"/>
-                <w:sz w:val="24"/>
-                <w:szCs w:val="24"/>
-              </w:rPr>
-              <w:t>192.168.215.128</w:t>
+              <w:widowControl w:val="0"/>
+              <w:jc w:val="both"/>
+              <w:rPr>
+                <w:rFonts w:hint="default" w:ascii="SimSun" w:hAnsi="SimSun" w:eastAsia="SimSun" w:cs="SimSun"/>
+                <w:sz w:val="24"/>
+                <w:szCs w:val="24"/>
+                <w:vertAlign w:val="baseline"/>
+              </w:rPr>
+            </w:pPr>
+            <w:r>
+              <w:rPr>
+                <w:rFonts w:ascii="SimSun" w:hAnsi="SimSun" w:eastAsia="SimSun" w:cs="SimSun"/>
+                <w:sz w:val="24"/>
+                <w:szCs w:val="24"/>
+              </w:rPr>
+              <w:t>192.168.215.2</w:t>
             </w:r>
           </w:p>
         </w:tc>
@@ -1840,6 +1759,8 @@
           </w:tcPr>
           <w:p>
             <w:pPr>
+              <w:widowControl w:val="0"/>
+              <w:jc w:val="both"/>
               <w:rPr>
                 <w:rFonts w:hint="default" w:ascii="SimSun" w:hAnsi="SimSun" w:eastAsia="SimSun" w:cs="SimSun"/>
                 <w:sz w:val="24"/>
@@ -1855,7 +1776,7 @@
                 <w:szCs w:val="21"/>
                 <w:u w:val="none"/>
               </w:rPr>
-              <w:t>00:0C:29:XX:XX:XX</w:t>
+              <w:t>00:50:56:XX:XX:XX</w:t>
             </w:r>
             <w:r>
               <w:rPr>
@@ -1873,6 +1794,8 @@
           </w:tcPr>
           <w:p>
             <w:pPr>
+              <w:widowControl w:val="0"/>
+              <w:jc w:val="both"/>
               <w:rPr>
                 <w:rFonts w:hint="default" w:ascii="SimSun" w:hAnsi="SimSun" w:eastAsia="SimSun" w:cs="SimSun"/>
                 <w:sz w:val="24"/>
@@ -1890,6 +1813,192 @@
                 <w:szCs w:val="21"/>
                 <w:u w:val="none"/>
               </w:rPr>
+              <w:t>Gateway / DHCP Server</w:t>
+            </w:r>
+            <w:r>
+              <w:rPr>
+                <w:rFonts w:ascii="SimSun" w:hAnsi="SimSun" w:eastAsia="SimSun" w:cs="SimSun"/>
+                <w:sz w:val="24"/>
+                <w:szCs w:val="24"/>
+              </w:rPr>
+              <w:t xml:space="preserve"> của VMware</w:t>
+            </w:r>
+          </w:p>
+        </w:tc>
+        <w:tc>
+          <w:tcPr>
+            <w:tcW w:w="1705" w:type="dxa"/>
+          </w:tcPr>
+          <w:p>
+            <w:pPr>
+              <w:widowControl w:val="0"/>
+              <w:jc w:val="both"/>
+              <w:rPr>
+                <w:rFonts w:hint="default" w:ascii="SimSun" w:hAnsi="SimSun" w:eastAsia="SimSun" w:cs="SimSun"/>
+                <w:sz w:val="24"/>
+                <w:szCs w:val="24"/>
+                <w:vertAlign w:val="baseline"/>
+              </w:rPr>
+            </w:pPr>
+            <w:r>
+              <w:rPr>
+                <w:rFonts w:ascii="SimSun" w:hAnsi="SimSun" w:eastAsia="SimSun" w:cs="SimSun"/>
+                <w:sz w:val="24"/>
+                <w:szCs w:val="24"/>
+              </w:rPr>
+              <w:t xml:space="preserve">Kết quả quét </w:t>
+            </w:r>
+            <w:r>
+              <w:rPr>
+                <w:rStyle w:val="5"/>
+                <w:rFonts w:ascii="monospace" w:hAnsi="monospace" w:eastAsia="monospace" w:cs="monospace"/>
+                <w:sz w:val="21"/>
+                <w:szCs w:val="21"/>
+                <w:u w:val="none"/>
+              </w:rPr>
+              <w:t>nmap -sn</w:t>
+            </w:r>
+            <w:r>
+              <w:rPr>
+                <w:rFonts w:ascii="SimSun" w:hAnsi="SimSun" w:eastAsia="SimSun" w:cs="SimSun"/>
+                <w:sz w:val="24"/>
+                <w:szCs w:val="24"/>
+              </w:rPr>
+              <w:t xml:space="preserve"> hiện host up</w:t>
+            </w:r>
+          </w:p>
+        </w:tc>
+      </w:tr>
+      <w:tr>
+        <w:tblPrEx>
+          <w:tblBorders>
+            <w:top w:val="single" w:color="auto" w:sz="4" w:space="0"/>
+            <w:left w:val="single" w:color="auto" w:sz="4" w:space="0"/>
+            <w:bottom w:val="single" w:color="auto" w:sz="4" w:space="0"/>
+            <w:right w:val="single" w:color="auto" w:sz="4" w:space="0"/>
+            <w:insideH w:val="single" w:color="auto" w:sz="4" w:space="0"/>
+            <w:insideV w:val="single" w:color="auto" w:sz="4" w:space="0"/>
+          </w:tblBorders>
+          <w:tblCellMar>
+            <w:top w:w="0" w:type="dxa"/>
+            <w:left w:w="108" w:type="dxa"/>
+            <w:bottom w:w="0" w:type="dxa"/>
+            <w:right w:w="108" w:type="dxa"/>
+          </w:tblCellMar>
+        </w:tblPrEx>
+        <w:tc>
+          <w:tcPr>
+            <w:tcW w:w="1704" w:type="dxa"/>
+          </w:tcPr>
+          <w:p>
+            <w:pPr>
+              <w:widowControl w:val="0"/>
+              <w:jc w:val="both"/>
+              <w:rPr>
+                <w:rFonts w:hint="default" w:ascii="SimSun" w:hAnsi="SimSun" w:eastAsia="SimSun" w:cs="SimSun"/>
+                <w:sz w:val="24"/>
+                <w:szCs w:val="24"/>
+                <w:vertAlign w:val="baseline"/>
+                <w:lang w:val="vi-VN"/>
+              </w:rPr>
+            </w:pPr>
+            <w:r>
+              <w:rPr>
+                <w:rFonts w:hint="default" w:ascii="SimSun" w:hAnsi="SimSun" w:eastAsia="SimSun" w:cs="SimSun"/>
+                <w:sz w:val="24"/>
+                <w:szCs w:val="24"/>
+                <w:vertAlign w:val="baseline"/>
+                <w:lang w:val="vi-VN"/>
+              </w:rPr>
+              <w:t>3</w:t>
+            </w:r>
+          </w:p>
+        </w:tc>
+        <w:tc>
+          <w:tcPr>
+            <w:tcW w:w="1704" w:type="dxa"/>
+          </w:tcPr>
+          <w:p>
+            <w:pPr>
+              <w:widowControl w:val="0"/>
+              <w:jc w:val="both"/>
+              <w:rPr>
+                <w:rFonts w:hint="default" w:ascii="SimSun" w:hAnsi="SimSun" w:eastAsia="SimSun" w:cs="SimSun"/>
+                <w:sz w:val="24"/>
+                <w:szCs w:val="24"/>
+                <w:vertAlign w:val="baseline"/>
+              </w:rPr>
+            </w:pPr>
+            <w:r>
+              <w:rPr>
+                <w:rFonts w:ascii="SimSun" w:hAnsi="SimSun" w:eastAsia="SimSun" w:cs="SimSun"/>
+                <w:sz w:val="24"/>
+                <w:szCs w:val="24"/>
+              </w:rPr>
+              <w:t>192.168.215.128</w:t>
+            </w:r>
+          </w:p>
+        </w:tc>
+        <w:tc>
+          <w:tcPr>
+            <w:tcW w:w="1704" w:type="dxa"/>
+          </w:tcPr>
+          <w:p>
+            <w:pPr>
+              <w:widowControl w:val="0"/>
+              <w:jc w:val="both"/>
+              <w:rPr>
+                <w:rFonts w:hint="default" w:ascii="SimSun" w:hAnsi="SimSun" w:eastAsia="SimSun" w:cs="SimSun"/>
+                <w:sz w:val="24"/>
+                <w:szCs w:val="24"/>
+                <w:vertAlign w:val="baseline"/>
+              </w:rPr>
+            </w:pPr>
+            <w:r>
+              <w:rPr>
+                <w:rStyle w:val="5"/>
+                <w:rFonts w:ascii="monospace" w:hAnsi="monospace" w:eastAsia="monospace" w:cs="monospace"/>
+                <w:sz w:val="21"/>
+                <w:szCs w:val="21"/>
+                <w:u w:val="none"/>
+              </w:rPr>
+              <w:t>00:0C:29:XX:XX:XX</w:t>
+            </w:r>
+            <w:r>
+              <w:rPr>
+                <w:rFonts w:ascii="SimSun" w:hAnsi="SimSun" w:eastAsia="SimSun" w:cs="SimSun"/>
+                <w:sz w:val="24"/>
+                <w:szCs w:val="24"/>
+              </w:rPr>
+              <w:t xml:space="preserve"> / VMware</w:t>
+            </w:r>
+          </w:p>
+        </w:tc>
+        <w:tc>
+          <w:tcPr>
+            <w:tcW w:w="1705" w:type="dxa"/>
+          </w:tcPr>
+          <w:p>
+            <w:pPr>
+              <w:widowControl w:val="0"/>
+              <w:jc w:val="both"/>
+              <w:rPr>
+                <w:rFonts w:hint="default" w:ascii="SimSun" w:hAnsi="SimSun" w:eastAsia="SimSun" w:cs="SimSun"/>
+                <w:sz w:val="24"/>
+                <w:szCs w:val="24"/>
+                <w:vertAlign w:val="baseline"/>
+              </w:rPr>
+            </w:pPr>
+            <w:r>
+              <w:rPr>
+                <w:rStyle w:val="7"/>
+                <w:rFonts w:ascii="Arial" w:hAnsi="Arial" w:eastAsia="Arial" w:cs="Arial"/>
+                <w:b/>
+                <w:bCs/>
+                <w:sz w:val="21"/>
+                <w:szCs w:val="21"/>
+                <w:u w:val="none"/>
+              </w:rPr>
               <w:t>Windows Server 2025</w:t>
             </w:r>
             <w:r>
@@ -1908,6 +2017,8 @@
           </w:tcPr>
           <w:p>
             <w:pPr>
+              <w:widowControl w:val="0"/>
+              <w:jc w:val="both"/>
               <w:rPr>
                 <w:rFonts w:hint="default" w:ascii="SimSun" w:hAnsi="SimSun" w:eastAsia="SimSun" w:cs="SimSun"/>
                 <w:sz w:val="24"/>
@@ -2056,7 +2167,9 @@
         </w:tblBorders>
         <w:tblLayout w:type="autofit"/>
         <w:tblCellMar>
+          <w:top w:w="0" w:type="dxa"/>
           <w:left w:w="108" w:type="dxa"/>
+          <w:bottom w:w="0" w:type="dxa"/>
           <w:right w:w="108" w:type="dxa"/>
         </w:tblCellMar>
       </w:tblPr>
@@ -2077,7 +2190,9 @@
             <w:insideV w:val="single" w:color="auto" w:sz="4" w:space="0"/>
           </w:tblBorders>
           <w:tblCellMar>
+            <w:top w:w="0" w:type="dxa"/>
             <w:left w:w="108" w:type="dxa"/>
+            <w:bottom w:w="0" w:type="dxa"/>
             <w:right w:w="108" w:type="dxa"/>
           </w:tblCellMar>
         </w:tblPrEx>
@@ -2087,6 +2202,8 @@
           </w:tcPr>
           <w:p>
             <w:pPr>
+              <w:widowControl w:val="0"/>
+              <w:jc w:val="both"/>
               <w:rPr>
                 <w:rFonts w:hint="default" w:ascii="SimSun" w:hAnsi="SimSun" w:eastAsia="SimSun" w:cs="SimSun"/>
                 <w:sz w:val="24"/>
@@ -2111,6 +2228,8 @@
           </w:tcPr>
           <w:p>
             <w:pPr>
+              <w:widowControl w:val="0"/>
+              <w:jc w:val="both"/>
               <w:rPr>
                 <w:rFonts w:hint="default" w:ascii="SimSun" w:hAnsi="SimSun" w:eastAsia="SimSun" w:cs="SimSun"/>
                 <w:sz w:val="24"/>
@@ -2135,6 +2254,8 @@
           </w:tcPr>
           <w:p>
             <w:pPr>
+              <w:widowControl w:val="0"/>
+              <w:jc w:val="both"/>
               <w:rPr>
                 <w:rFonts w:hint="default" w:ascii="SimSun" w:hAnsi="SimSun" w:eastAsia="SimSun" w:cs="SimSun"/>
                 <w:sz w:val="24"/>
@@ -2159,6 +2280,8 @@
           </w:tcPr>
           <w:p>
             <w:pPr>
+              <w:widowControl w:val="0"/>
+              <w:jc w:val="both"/>
               <w:rPr>
                 <w:rFonts w:hint="default" w:ascii="SimSun" w:hAnsi="SimSun" w:eastAsia="SimSun" w:cs="SimSun"/>
                 <w:sz w:val="24"/>
@@ -2189,7 +2312,9 @@
             <w:insideV w:val="single" w:color="auto" w:sz="4" w:space="0"/>
           </w:tblBorders>
           <w:tblCellMar>
+            <w:top w:w="0" w:type="dxa"/>
             <w:left w:w="108" w:type="dxa"/>
+            <w:bottom w:w="0" w:type="dxa"/>
             <w:right w:w="108" w:type="dxa"/>
           </w:tblCellMar>
         </w:tblPrEx>
@@ -2199,6 +2324,8 @@
           </w:tcPr>
           <w:p>
             <w:pPr>
+              <w:widowControl w:val="0"/>
+              <w:jc w:val="both"/>
               <w:rPr>
                 <w:rFonts w:hint="default" w:ascii="SimSun" w:hAnsi="SimSun" w:eastAsia="SimSun" w:cs="SimSun"/>
                 <w:sz w:val="24"/>
@@ -2223,6 +2350,8 @@
           </w:tcPr>
           <w:p>
             <w:pPr>
+              <w:widowControl w:val="0"/>
+              <w:jc w:val="both"/>
               <w:rPr>
                 <w:rFonts w:hint="default" w:ascii="SimSun" w:hAnsi="SimSun" w:eastAsia="SimSun" w:cs="SimSun"/>
                 <w:sz w:val="24"/>
@@ -2249,6 +2378,8 @@
           </w:tcPr>
           <w:p>
             <w:pPr>
+              <w:widowControl w:val="0"/>
+              <w:jc w:val="both"/>
               <w:rPr>
                 <w:rFonts w:hint="default" w:ascii="SimSun" w:hAnsi="SimSun" w:eastAsia="SimSun" w:cs="SimSun"/>
                 <w:sz w:val="24"/>
@@ -2275,6 +2406,8 @@
           </w:tcPr>
           <w:p>
             <w:pPr>
+              <w:widowControl w:val="0"/>
+              <w:jc w:val="both"/>
               <w:rPr>
                 <w:rFonts w:hint="default" w:ascii="SimSun" w:hAnsi="SimSun" w:eastAsia="SimSun" w:cs="SimSun"/>
                 <w:sz w:val="24"/>
@@ -2305,7 +2438,9 @@
             <w:insideV w:val="single" w:color="auto" w:sz="4" w:space="0"/>
           </w:tblBorders>
           <w:tblCellMar>
+            <w:top w:w="0" w:type="dxa"/>
             <w:left w:w="108" w:type="dxa"/>
+            <w:bottom w:w="0" w:type="dxa"/>
             <w:right w:w="108" w:type="dxa"/>
           </w:tblCellMar>
         </w:tblPrEx>
@@ -2315,6 +2450,8 @@
           </w:tcPr>
           <w:p>
             <w:pPr>
+              <w:widowControl w:val="0"/>
+              <w:jc w:val="both"/>
               <w:rPr>
                 <w:rFonts w:hint="default" w:ascii="SimSun" w:hAnsi="SimSun" w:eastAsia="SimSun" w:cs="SimSun"/>
                 <w:sz w:val="24"/>
@@ -2339,6 +2476,8 @@
           </w:tcPr>
           <w:p>
             <w:pPr>
+              <w:widowControl w:val="0"/>
+              <w:jc w:val="both"/>
               <w:rPr>
                 <w:rFonts w:hint="default" w:ascii="SimSun" w:hAnsi="SimSun" w:eastAsia="SimSun" w:cs="SimSun"/>
                 <w:sz w:val="24"/>
@@ -2365,6 +2504,8 @@
           </w:tcPr>
           <w:p>
             <w:pPr>
+              <w:widowControl w:val="0"/>
+              <w:jc w:val="both"/>
               <w:rPr>
                 <w:rFonts w:hint="default" w:ascii="SimSun" w:hAnsi="SimSun" w:eastAsia="SimSun" w:cs="SimSun"/>
                 <w:sz w:val="24"/>
@@ -2391,6 +2532,8 @@
           </w:tcPr>
           <w:p>
             <w:pPr>
+              <w:widowControl w:val="0"/>
+              <w:jc w:val="both"/>
               <w:rPr>
                 <w:rFonts w:hint="default" w:ascii="SimSun" w:hAnsi="SimSun" w:eastAsia="SimSun" w:cs="SimSun"/>
                 <w:sz w:val="24"/>
@@ -2421,7 +2564,9 @@
             <w:insideV w:val="single" w:color="auto" w:sz="4" w:space="0"/>
           </w:tblBorders>
           <w:tblCellMar>
+            <w:top w:w="0" w:type="dxa"/>
             <w:left w:w="108" w:type="dxa"/>
+            <w:bottom w:w="0" w:type="dxa"/>
             <w:right w:w="108" w:type="dxa"/>
           </w:tblCellMar>
         </w:tblPrEx>
@@ -2431,6 +2576,8 @@
           </w:tcPr>
           <w:p>
             <w:pPr>
+              <w:widowControl w:val="0"/>
+              <w:jc w:val="both"/>
               <w:rPr>
                 <w:rFonts w:hint="default" w:ascii="SimSun" w:hAnsi="SimSun" w:eastAsia="SimSun" w:cs="SimSun"/>
                 <w:sz w:val="24"/>
@@ -2455,6 +2602,8 @@
           </w:tcPr>
           <w:p>
             <w:pPr>
+              <w:widowControl w:val="0"/>
+              <w:jc w:val="both"/>
               <w:rPr>
                 <w:rFonts w:hint="default" w:ascii="SimSun" w:hAnsi="SimSun" w:eastAsia="SimSun" w:cs="SimSun"/>
                 <w:sz w:val="24"/>
@@ -2481,6 +2630,8 @@
           </w:tcPr>
           <w:p>
             <w:pPr>
+              <w:widowControl w:val="0"/>
+              <w:jc w:val="both"/>
               <w:rPr>
                 <w:rFonts w:hint="default" w:ascii="SimSun" w:hAnsi="SimSun" w:eastAsia="SimSun" w:cs="SimSun"/>
                 <w:sz w:val="24"/>
@@ -2507,6 +2658,8 @@
           </w:tcPr>
           <w:p>
             <w:pPr>
+              <w:widowControl w:val="0"/>
+              <w:jc w:val="both"/>
               <w:rPr>
                 <w:rFonts w:hint="default" w:ascii="SimSun" w:hAnsi="SimSun" w:eastAsia="SimSun" w:cs="SimSun"/>
                 <w:sz w:val="24"/>
@@ -2537,7 +2690,9 @@
             <w:insideV w:val="single" w:color="auto" w:sz="4" w:space="0"/>
           </w:tblBorders>
           <w:tblCellMar>
+            <w:top w:w="0" w:type="dxa"/>
             <w:left w:w="108" w:type="dxa"/>
+            <w:bottom w:w="0" w:type="dxa"/>
             <w:right w:w="108" w:type="dxa"/>
           </w:tblCellMar>
         </w:tblPrEx>
@@ -2547,6 +2702,8 @@
           </w:tcPr>
           <w:p>
             <w:pPr>
+              <w:widowControl w:val="0"/>
+              <w:jc w:val="both"/>
               <w:rPr>
                 <w:rFonts w:hint="default" w:ascii="SimSun" w:hAnsi="SimSun" w:eastAsia="SimSun" w:cs="SimSun"/>
                 <w:sz w:val="24"/>
@@ -2571,6 +2728,8 @@
           </w:tcPr>
           <w:p>
             <w:pPr>
+              <w:widowControl w:val="0"/>
+              <w:jc w:val="both"/>
               <w:rPr>
                 <w:rFonts w:hint="default" w:ascii="SimSun" w:hAnsi="SimSun" w:eastAsia="SimSun" w:cs="SimSun"/>
                 <w:sz w:val="24"/>
@@ -2595,6 +2754,8 @@
           </w:tcPr>
           <w:p>
             <w:pPr>
+              <w:widowControl w:val="0"/>
+              <w:jc w:val="both"/>
               <w:rPr>
                 <w:rFonts w:hint="default" w:ascii="SimSun" w:hAnsi="SimSun" w:eastAsia="SimSun" w:cs="SimSun"/>
                 <w:sz w:val="24"/>
@@ -2619,6 +2780,8 @@
           </w:tcPr>
           <w:p>
             <w:pPr>
+              <w:widowControl w:val="0"/>
+              <w:jc w:val="both"/>
               <w:rPr>
                 <w:rFonts w:hint="default" w:ascii="SimSun" w:hAnsi="SimSun" w:eastAsia="SimSun" w:cs="SimSun"/>
                 <w:sz w:val="24"/>
@@ -2685,7 +2848,9 @@
             <w:insideV w:val="single" w:color="auto" w:sz="4" w:space="0"/>
           </w:tblBorders>
           <w:tblCellMar>
+            <w:top w:w="0" w:type="dxa"/>
             <w:left w:w="108" w:type="dxa"/>
+            <w:bottom w:w="0" w:type="dxa"/>
             <w:right w:w="108" w:type="dxa"/>
           </w:tblCellMar>
         </w:tblPrEx>
@@ -2695,6 +2860,8 @@
           </w:tcPr>
           <w:p>
             <w:pPr>
+              <w:widowControl w:val="0"/>
+              <w:jc w:val="both"/>
               <w:rPr>
                 <w:rFonts w:hint="default" w:ascii="SimSun" w:hAnsi="SimSun" w:eastAsia="SimSun" w:cs="SimSun"/>
                 <w:sz w:val="24"/>
@@ -2719,6 +2886,8 @@
           </w:tcPr>
           <w:p>
             <w:pPr>
+              <w:widowControl w:val="0"/>
+              <w:jc w:val="both"/>
               <w:rPr>
                 <w:rFonts w:hint="default" w:ascii="SimSun" w:hAnsi="SimSun" w:eastAsia="SimSun" w:cs="SimSun"/>
                 <w:sz w:val="24"/>
@@ -2743,6 +2912,8 @@
           </w:tcPr>
           <w:p>
             <w:pPr>
+              <w:widowControl w:val="0"/>
+              <w:jc w:val="both"/>
               <w:rPr>
                 <w:rFonts w:hint="default" w:ascii="SimSun" w:hAnsi="SimSun" w:eastAsia="SimSun" w:cs="SimSun"/>
                 <w:sz w:val="24"/>
@@ -2767,6 +2938,8 @@
           </w:tcPr>
           <w:p>
             <w:pPr>
+              <w:widowControl w:val="0"/>
+              <w:jc w:val="both"/>
               <w:rPr>
                 <w:rFonts w:hint="default" w:ascii="SimSun" w:hAnsi="SimSun" w:eastAsia="SimSun" w:cs="SimSun"/>
                 <w:sz w:val="24"/>
@@ -2997,7 +3170,9 @@
         </w:tblBorders>
         <w:tblLayout w:type="autofit"/>
         <w:tblCellMar>
+          <w:top w:w="0" w:type="dxa"/>
           <w:left w:w="108" w:type="dxa"/>
+          <w:bottom w:w="0" w:type="dxa"/>
           <w:right w:w="108" w:type="dxa"/>
         </w:tblCellMar>
       </w:tblPr>
@@ -3019,7 +3194,9 @@
             <w:insideV w:val="single" w:color="auto" w:sz="4" w:space="0"/>
           </w:tblBorders>
           <w:tblCellMar>
+            <w:top w:w="0" w:type="dxa"/>
             <w:left w:w="108" w:type="dxa"/>
+            <w:bottom w:w="0" w:type="dxa"/>
             <w:right w:w="108" w:type="dxa"/>
           </w:tblCellMar>
         </w:tblPrEx>
@@ -3029,6 +3206,8 @@
           </w:tcPr>
           <w:p>
             <w:pPr>
+              <w:widowControl w:val="0"/>
+              <w:jc w:val="both"/>
               <w:rPr>
                 <w:rFonts w:hint="default" w:ascii="SimSun" w:hAnsi="SimSun" w:eastAsia="SimSun" w:cs="SimSun"/>
                 <w:sz w:val="24"/>
@@ -3053,6 +3232,8 @@
           </w:tcPr>
           <w:p>
             <w:pPr>
+              <w:widowControl w:val="0"/>
+              <w:jc w:val="both"/>
               <w:rPr>
                 <w:rFonts w:hint="default" w:ascii="SimSun" w:hAnsi="SimSun" w:eastAsia="SimSun" w:cs="SimSun"/>
                 <w:sz w:val="24"/>
@@ -3077,6 +3258,8 @@
           </w:tcPr>
           <w:p>
             <w:pPr>
+              <w:widowControl w:val="0"/>
+              <w:jc w:val="both"/>
               <w:rPr>
                 <w:rFonts w:hint="default" w:ascii="SimSun" w:hAnsi="SimSun" w:eastAsia="SimSun" w:cs="SimSun"/>
                 <w:sz w:val="24"/>
@@ -3101,6 +3284,8 @@
           </w:tcPr>
           <w:p>
             <w:pPr>
+              <w:widowControl w:val="0"/>
+              <w:jc w:val="both"/>
               <w:rPr>
                 <w:rFonts w:hint="default" w:ascii="SimSun" w:hAnsi="SimSun" w:eastAsia="SimSun" w:cs="SimSun"/>
                 <w:sz w:val="24"/>
@@ -3125,6 +3310,8 @@
           </w:tcPr>
           <w:p>
             <w:pPr>
+              <w:widowControl w:val="0"/>
+              <w:jc w:val="both"/>
               <w:rPr>
                 <w:rFonts w:hint="default" w:ascii="SimSun" w:hAnsi="SimSun" w:eastAsia="SimSun" w:cs="SimSun"/>
                 <w:sz w:val="24"/>
@@ -3155,7 +3342,9 @@
             <w:insideV w:val="single" w:color="auto" w:sz="4" w:space="0"/>
           </w:tblBorders>
           <w:tblCellMar>
+            <w:top w:w="0" w:type="dxa"/>
             <w:left w:w="108" w:type="dxa"/>
+            <w:bottom w:w="0" w:type="dxa"/>
             <w:right w:w="108" w:type="dxa"/>
           </w:tblCellMar>
         </w:tblPrEx>
@@ -3165,6 +3354,8 @@
           </w:tcPr>
           <w:p>
             <w:pPr>
+              <w:widowControl w:val="0"/>
+              <w:jc w:val="both"/>
               <w:rPr>
                 <w:rFonts w:hint="default" w:ascii="SimSun" w:hAnsi="SimSun" w:eastAsia="SimSun" w:cs="SimSun"/>
                 <w:sz w:val="24"/>
@@ -3191,6 +3382,8 @@
           </w:tcPr>
           <w:p>
             <w:pPr>
+              <w:widowControl w:val="0"/>
+              <w:jc w:val="both"/>
               <w:rPr>
                 <w:rFonts w:hint="default" w:ascii="SimSun" w:hAnsi="SimSun" w:eastAsia="SimSun" w:cs="SimSun"/>
                 <w:sz w:val="24"/>
@@ -3217,6 +3410,8 @@
           </w:tcPr>
           <w:p>
             <w:pPr>
+              <w:widowControl w:val="0"/>
+              <w:jc w:val="both"/>
               <w:rPr>
                 <w:rFonts w:hint="default" w:ascii="SimSun" w:hAnsi="SimSun" w:eastAsia="SimSun" w:cs="SimSun"/>
                 <w:sz w:val="24"/>
@@ -3241,6 +3436,8 @@
           </w:tcPr>
           <w:p>
             <w:pPr>
+              <w:widowControl w:val="0"/>
+              <w:jc w:val="both"/>
               <w:rPr>
                 <w:rFonts w:hint="default" w:ascii="SimSun" w:hAnsi="SimSun" w:eastAsia="SimSun" w:cs="SimSun"/>
                 <w:sz w:val="24"/>
@@ -3265,6 +3462,8 @@
           </w:tcPr>
           <w:p>
             <w:pPr>
+              <w:widowControl w:val="0"/>
+              <w:jc w:val="both"/>
               <w:rPr>
                 <w:rFonts w:hint="default" w:ascii="SimSun" w:hAnsi="SimSun" w:eastAsia="SimSun" w:cs="SimSun"/>
                 <w:sz w:val="24"/>
@@ -3295,7 +3494,9 @@
             <w:insideV w:val="single" w:color="auto" w:sz="4" w:space="0"/>
           </w:tblBorders>
           <w:tblCellMar>
+            <w:top w:w="0" w:type="dxa"/>
             <w:left w:w="108" w:type="dxa"/>
+            <w:bottom w:w="0" w:type="dxa"/>
             <w:right w:w="108" w:type="dxa"/>
           </w:tblCellMar>
         </w:tblPrEx>
@@ -3305,6 +3506,8 @@
           </w:tcPr>
           <w:p>
             <w:pPr>
+              <w:widowControl w:val="0"/>
+              <w:jc w:val="both"/>
               <w:rPr>
                 <w:rFonts w:hint="default" w:ascii="SimSun" w:hAnsi="SimSun" w:eastAsia="SimSun" w:cs="SimSun"/>
                 <w:sz w:val="24"/>
@@ -3331,6 +3534,8 @@
           </w:tcPr>
           <w:p>
             <w:pPr>
+              <w:widowControl w:val="0"/>
+              <w:jc w:val="both"/>
               <w:rPr>
                 <w:rFonts w:hint="default" w:ascii="SimSun" w:hAnsi="SimSun" w:eastAsia="SimSun" w:cs="SimSun"/>
                 <w:sz w:val="24"/>
@@ -3357,6 +3562,8 @@
           </w:tcPr>
           <w:p>
             <w:pPr>
+              <w:widowControl w:val="0"/>
+              <w:jc w:val="both"/>
               <w:rPr>
                 <w:rFonts w:hint="default" w:ascii="SimSun" w:hAnsi="SimSun" w:eastAsia="SimSun" w:cs="SimSun"/>
                 <w:sz w:val="24"/>
@@ -3381,6 +3588,8 @@
           </w:tcPr>
           <w:p>
             <w:pPr>
+              <w:widowControl w:val="0"/>
+              <w:jc w:val="both"/>
               <w:rPr>
                 <w:rFonts w:hint="default" w:ascii="SimSun" w:hAnsi="SimSun" w:eastAsia="SimSun" w:cs="SimSun"/>
                 <w:sz w:val="24"/>
@@ -3405,6 +3614,8 @@
           </w:tcPr>
           <w:p>
             <w:pPr>
+              <w:widowControl w:val="0"/>
+              <w:jc w:val="both"/>
               <w:rPr>
                 <w:rFonts w:hint="default" w:ascii="SimSun" w:hAnsi="SimSun" w:eastAsia="SimSun" w:cs="SimSun"/>
                 <w:sz w:val="24"/>
@@ -3435,7 +3646,9 @@
             <w:insideV w:val="single" w:color="auto" w:sz="4" w:space="0"/>
           </w:tblBorders>
           <w:tblCellMar>
+            <w:top w:w="0" w:type="dxa"/>
             <w:left w:w="108" w:type="dxa"/>
+            <w:bottom w:w="0" w:type="dxa"/>
             <w:right w:w="108" w:type="dxa"/>
           </w:tblCellMar>
         </w:tblPrEx>
@@ -3445,6 +3658,8 @@
           </w:tcPr>
           <w:p>
             <w:pPr>
+              <w:widowControl w:val="0"/>
+              <w:jc w:val="both"/>
               <w:rPr>
                 <w:rFonts w:hint="default" w:ascii="SimSun" w:hAnsi="SimSun" w:eastAsia="SimSun" w:cs="SimSun"/>
                 <w:sz w:val="24"/>
@@ -3471,6 +3686,8 @@
           </w:tcPr>
           <w:p>
             <w:pPr>
+              <w:widowControl w:val="0"/>
+              <w:jc w:val="both"/>
               <w:rPr>
                 <w:rFonts w:hint="default" w:ascii="SimSun" w:hAnsi="SimSun" w:eastAsia="SimSun" w:cs="SimSun"/>
                 <w:sz w:val="24"/>
@@ -3497,6 +3714,8 @@
           </w:tcPr>
           <w:p>
             <w:pPr>
+              <w:widowControl w:val="0"/>
+              <w:jc w:val="both"/>
               <w:rPr>
                 <w:rFonts w:hint="default" w:ascii="SimSun" w:hAnsi="SimSun" w:eastAsia="SimSun" w:cs="SimSun"/>
                 <w:sz w:val="24"/>
@@ -3521,6 +3740,8 @@
           </w:tcPr>
           <w:p>
             <w:pPr>
+              <w:widowControl w:val="0"/>
+              <w:jc w:val="both"/>
               <w:rPr>
                 <w:rFonts w:hint="default" w:ascii="SimSun" w:hAnsi="SimSun" w:eastAsia="SimSun" w:cs="SimSun"/>
                 <w:sz w:val="24"/>
@@ -3545,6 +3766,8 @@
           </w:tcPr>
           <w:p>
             <w:pPr>
+              <w:widowControl w:val="0"/>
+              <w:jc w:val="both"/>
               <w:rPr>
                 <w:rFonts w:hint="default" w:ascii="SimSun" w:hAnsi="SimSun" w:eastAsia="SimSun" w:cs="SimSun"/>
                 <w:sz w:val="24"/>
@@ -3575,7 +3798,9 @@
             <w:insideV w:val="single" w:color="auto" w:sz="4" w:space="0"/>
           </w:tblBorders>
           <w:tblCellMar>
+            <w:top w:w="0" w:type="dxa"/>
             <w:left w:w="108" w:type="dxa"/>
+            <w:bottom w:w="0" w:type="dxa"/>
             <w:right w:w="108" w:type="dxa"/>
           </w:tblCellMar>
         </w:tblPrEx>
@@ -3585,6 +3810,8 @@
           </w:tcPr>
           <w:p>
             <w:pPr>
+              <w:widowControl w:val="0"/>
+              <w:jc w:val="both"/>
               <w:rPr>
                 <w:rFonts w:hint="default" w:ascii="SimSun" w:hAnsi="SimSun" w:eastAsia="SimSun" w:cs="SimSun"/>
                 <w:sz w:val="24"/>
@@ -3611,6 +3838,8 @@
           </w:tcPr>
           <w:p>
             <w:pPr>
+              <w:widowControl w:val="0"/>
+              <w:jc w:val="both"/>
               <w:rPr>
                 <w:rFonts w:hint="default" w:ascii="SimSun" w:hAnsi="SimSun" w:eastAsia="SimSun" w:cs="SimSun"/>
                 <w:sz w:val="24"/>
@@ -3637,6 +3866,8 @@
           </w:tcPr>
           <w:p>
             <w:pPr>
+              <w:widowControl w:val="0"/>
+              <w:jc w:val="both"/>
               <w:rPr>
                 <w:rFonts w:hint="default" w:ascii="SimSun" w:hAnsi="SimSun" w:eastAsia="SimSun" w:cs="SimSun"/>
                 <w:sz w:val="24"/>
@@ -3661,6 +3892,8 @@
           </w:tcPr>
           <w:p>
             <w:pPr>
+              <w:widowControl w:val="0"/>
+              <w:jc w:val="both"/>
               <w:rPr>
                 <w:rFonts w:hint="default" w:ascii="SimSun" w:hAnsi="SimSun" w:eastAsia="SimSun" w:cs="SimSun"/>
                 <w:sz w:val="24"/>
@@ -3685,6 +3918,8 @@
           </w:tcPr>
           <w:p>
             <w:pPr>
+              <w:widowControl w:val="0"/>
+              <w:jc w:val="both"/>
               <w:rPr>
                 <w:rFonts w:hint="default" w:ascii="SimSun" w:hAnsi="SimSun" w:eastAsia="SimSun" w:cs="SimSun"/>
                 <w:sz w:val="24"/>
@@ -3724,6 +3959,67 @@
           <w:lang w:val="vi-VN"/>
         </w:rPr>
       </w:pPr>
+    </w:p>
+    <w:p>
+      <w:r>
+        <w:drawing>
+          <wp:inline distT="0" distB="0" distL="114300" distR="114300">
+            <wp:extent cx="5272405" cy="3470910"/>
+            <wp:effectExtent l="0" t="0" r="10795" b="8890"/>
+            <wp:docPr id="10" name="Picture 31"/>
+            <wp:cNvGraphicFramePr>
+              <a:graphicFrameLocks xmlns:a="http://schemas.openxmlformats.org/drawingml/2006/main" noChangeAspect="1"/>
+            </wp:cNvGraphicFramePr>
+            <a:graphic xmlns:a="http://schemas.openxmlformats.org/drawingml/2006/main">
+              <a:graphicData uri="http://schemas.openxmlformats.org/drawingml/2006/picture">
+                <pic:pic xmlns:pic="http://schemas.openxmlformats.org/drawingml/2006/picture">
+                  <pic:nvPicPr>
+                    <pic:cNvPr id="10" name="Picture 31"/>
+                    <pic:cNvPicPr>
+                      <a:picLocks noChangeAspect="1"/>
+                    </pic:cNvPicPr>
+                  </pic:nvPicPr>
+                  <pic:blipFill>
+                    <a:blip r:embed="rId12"/>
+                    <a:stretch>
+                      <a:fillRect/>
+                    </a:stretch>
+                  </pic:blipFill>
+                  <pic:spPr>
+                    <a:xfrm>
+                      <a:off x="0" y="0"/>
+                      <a:ext cx="5272405" cy="3470910"/>
+                    </a:xfrm>
+                    <a:prstGeom prst="rect">
+                      <a:avLst/>
+                    </a:prstGeom>
+                    <a:noFill/>
+                    <a:ln>
+                      <a:noFill/>
+                    </a:ln>
+                  </pic:spPr>
+                </pic:pic>
+              </a:graphicData>
+            </a:graphic>
+          </wp:inline>
+        </w:drawing>
+      </w:r>
+    </w:p>
+    <w:p>
+      <w:pPr>
+        <w:pStyle w:val="4"/>
+        <w:rPr>
+          <w:rFonts w:hint="default"/>
+          <w:lang w:val="vi-VN"/>
+        </w:rPr>
+      </w:pPr>
+      <w:r>
+        <w:rPr>
+          <w:rFonts w:hint="default"/>
+          <w:lang w:val="vi-VN"/>
+        </w:rPr>
+        <w:t xml:space="preserve"> Ảnh 8: tệp kết quả được lưu (.txt hoặc .xml) và/hoặc HTML nếu có.</w:t>
+      </w:r>
     </w:p>
     <w:p>
       <w:pPr>
@@ -3823,6 +4119,7 @@
     <w:p>
       <w:pPr>
         <w:numPr>
+          <w:ilvl w:val="0"/>
           <w:numId w:val="0"/>
         </w:numPr>
         <w:ind w:leftChars="0"/>
@@ -3837,6 +4134,7 @@
     <w:p>
       <w:pPr>
         <w:numPr>
+          <w:ilvl w:val="0"/>
           <w:numId w:val="0"/>
         </w:numPr>
         <w:ind w:leftChars="0"/>
@@ -3860,6 +4158,7 @@
     <w:p>
       <w:pPr>
         <w:numPr>
+          <w:ilvl w:val="0"/>
           <w:numId w:val="0"/>
         </w:numPr>
         <w:ind w:leftChars="0"/>
@@ -3883,6 +4182,7 @@
     <w:p>
       <w:pPr>
         <w:numPr>
+          <w:ilvl w:val="0"/>
           <w:numId w:val="0"/>
         </w:numPr>
         <w:ind w:leftChars="0"/>
@@ -3900,19 +4200,426 @@
           <w:szCs w:val="24"/>
           <w:lang w:val="vi-VN"/>
         </w:rPr>
-        <w:t xml:space="preserve">7. OS fingerprinting có những giới hạn nào? Vì sao không nên coi kết quả -O là tuyệt đối? [12.2] Giới hạn: Phụ thuộc hoàn toàn vào các đặc trưng phản hồi của ngăn xếp TCP/IP (TCP/IP stack).Không tuyệt đối vì: Nếu máy đích nằm sau Firewall, bị thay đổi cấu hình nhân hệ điều hành, hoặc hệ thống mạng làm rớt gói tin, Nmap sẽ nhận diện sai hoặc không thể đưa ra dự đoán chính </w:t>
-      </w:r>
-      <w:bookmarkStart w:id="0" w:name="_GoBack"/>
-      <w:bookmarkEnd w:id="0"/>
-      <w:r>
+        <w:t>7. OS fingerprinting có những giới hạn nào? Vì sao không nên coi kết quả -O là tuyệt đối? [12.2] Giới hạn: Phụ thuộc hoàn toàn vào các đặc trưng phản hồi của ngăn xếp TCP/IP (TCP/IP stack).Không tuyệt đối vì: Nếu máy đích nằm sau Firewall, bị thay đổi cấu hình nhân hệ điều hành, hoặc hệ thống mạng làm rớt gói tin, Nmap sẽ nhận diện sai hoặc không thể đưa ra dự đoán chính xác hệ điều hành [12.2]. </w:t>
+      </w:r>
+    </w:p>
+    <w:p>
+      <w:pPr>
+        <w:numPr>
+          <w:ilvl w:val="0"/>
+          <w:numId w:val="0"/>
+        </w:numPr>
+        <w:ind w:leftChars="0"/>
+        <w:rPr>
+          <w:rFonts w:hint="default" w:ascii="Times New Roman" w:hAnsi="Times New Roman" w:eastAsia="Arial" w:cs="Times New Roman"/>
+          <w:sz w:val="24"/>
+          <w:szCs w:val="24"/>
+          <w:u w:val="none"/>
+        </w:rPr>
+      </w:pPr>
+      <w:r>
+        <w:rPr>
+          <w:rStyle w:val="7"/>
+          <w:rFonts w:hint="default" w:ascii="Times New Roman" w:hAnsi="Times New Roman" w:eastAsia="Arial" w:cs="Times New Roman"/>
+          <w:b/>
+          <w:bCs/>
+          <w:kern w:val="0"/>
+          <w:sz w:val="24"/>
+          <w:szCs w:val="24"/>
+          <w:u w:val="none"/>
+          <w:lang w:val="en-US" w:eastAsia="zh-CN" w:bidi="ar"/>
+        </w:rPr>
+        <w:t>8. NSE script báo timeout có đồng nghĩa “không có lỗ hổng” không? Giải thích.</w:t>
+      </w:r>
+      <w:r>
+        <w:rPr>
+          <w:rFonts w:hint="default" w:ascii="Times New Roman" w:hAnsi="Times New Roman" w:eastAsia="Arial" w:cs="Times New Roman"/>
+          <w:kern w:val="0"/>
+          <w:sz w:val="24"/>
+          <w:szCs w:val="24"/>
+          <w:u w:val="none"/>
+          <w:lang w:val="en-US" w:eastAsia="zh-CN" w:bidi="ar"/>
+        </w:rPr>
+        <w:t xml:space="preserve"> [12.2, 14.1]</w:t>
+      </w:r>
+    </w:p>
+    <w:p>
+      <w:pPr>
+        <w:keepNext w:val="0"/>
+        <w:keepLines w:val="0"/>
+        <w:widowControl/>
+        <w:numPr>
+          <w:numId w:val="0"/>
+        </w:numPr>
+        <w:suppressLineNumbers w:val="0"/>
+        <w:pBdr>
+          <w:bottom w:val="none" w:color="0A0A0A" w:sz="0" w:space="0"/>
+        </w:pBdr>
+        <w:spacing w:before="0" w:beforeAutospacing="0" w:after="120" w:afterAutospacing="0"/>
+        <w:ind w:left="-360" w:leftChars="0" w:right="0" w:rightChars="0"/>
+        <w:rPr>
+          <w:rFonts w:hint="default" w:ascii="Times New Roman" w:hAnsi="Times New Roman" w:eastAsia="Arial" w:cs="Times New Roman"/>
+          <w:sz w:val="24"/>
+          <w:szCs w:val="24"/>
+          <w:u w:val="none"/>
+        </w:rPr>
+      </w:pPr>
+      <w:r>
+        <w:rPr>
+          <w:rStyle w:val="7"/>
+          <w:rFonts w:hint="default" w:ascii="Times New Roman" w:hAnsi="Times New Roman" w:eastAsia="Arial" w:cs="Times New Roman"/>
+          <w:b/>
+          <w:bCs/>
+          <w:sz w:val="24"/>
+          <w:szCs w:val="24"/>
+          <w:u w:val="none"/>
+        </w:rPr>
+        <w:t>Không đồng nghĩa.</w:t>
+      </w:r>
+      <w:r>
+        <w:rPr>
+          <w:rFonts w:hint="default" w:ascii="Times New Roman" w:hAnsi="Times New Roman" w:eastAsia="Arial" w:cs="Times New Roman"/>
+          <w:sz w:val="24"/>
+          <w:szCs w:val="24"/>
+          <w:u w:val="none"/>
+        </w:rPr>
+        <w:t xml:space="preserve"> </w:t>
+      </w:r>
+      <w:r>
+        <w:rPr>
+          <w:rStyle w:val="5"/>
+          <w:rFonts w:hint="default" w:ascii="Times New Roman" w:hAnsi="Times New Roman" w:eastAsia="monospace" w:cs="Times New Roman"/>
+          <w:sz w:val="21"/>
+          <w:szCs w:val="21"/>
+          <w:u w:val="none"/>
+        </w:rPr>
+        <w:t>Timeout</w:t>
+      </w:r>
+      <w:r>
+        <w:rPr>
+          <w:rFonts w:hint="default" w:ascii="Times New Roman" w:hAnsi="Times New Roman" w:eastAsia="Arial" w:cs="Times New Roman"/>
+          <w:sz w:val="24"/>
+          <w:szCs w:val="24"/>
+          <w:u w:val="none"/>
+        </w:rPr>
+        <w:t xml:space="preserve"> nghĩa là script không nhận được phản hồi từ mục tiêu trong thời gian quy định [9.2]. Nguyên nhân có thể do nghẽn mạng, Firewall chặn gói tin đột ngột, hoặc máy đích bị quá tải chứ không khẳng định hệ thống đã an toàn hay đã được vá lỗi [9.2].</w:t>
+      </w:r>
+    </w:p>
+    <w:p>
+      <w:pPr>
+        <w:keepNext w:val="0"/>
+        <w:keepLines w:val="0"/>
+        <w:widowControl/>
+        <w:numPr>
+          <w:numId w:val="0"/>
+        </w:numPr>
+        <w:suppressLineNumbers w:val="0"/>
+        <w:pBdr>
+          <w:bottom w:val="none" w:color="0A0A0A" w:sz="0" w:space="0"/>
+        </w:pBdr>
+        <w:spacing w:before="0" w:beforeAutospacing="0" w:after="120" w:afterAutospacing="0"/>
+        <w:ind w:left="-360" w:leftChars="0" w:right="0" w:rightChars="0"/>
+        <w:rPr>
+          <w:rFonts w:hint="default" w:ascii="Times New Roman" w:hAnsi="Times New Roman" w:eastAsia="Arial" w:cs="Times New Roman"/>
+          <w:sz w:val="24"/>
+          <w:szCs w:val="24"/>
+          <w:u w:val="none"/>
+        </w:rPr>
+      </w:pPr>
+      <w:r>
+        <w:rPr>
+          <w:rStyle w:val="7"/>
+          <w:rFonts w:hint="default" w:ascii="Times New Roman" w:hAnsi="Times New Roman" w:eastAsia="Arial" w:cs="Times New Roman"/>
+          <w:b/>
+          <w:bCs/>
+          <w:kern w:val="0"/>
+          <w:sz w:val="24"/>
+          <w:szCs w:val="24"/>
+          <w:u w:val="none"/>
+          <w:lang w:val="en-US" w:eastAsia="zh-CN" w:bidi="ar"/>
+        </w:rPr>
+        <w:t>9. So sánh before/after hardening: thay đổi nào chứng minh phòng thủ có hiệu lực?</w:t>
+      </w:r>
+      <w:r>
+        <w:rPr>
+          <w:rFonts w:hint="default" w:ascii="Times New Roman" w:hAnsi="Times New Roman" w:eastAsia="Arial" w:cs="Times New Roman"/>
+          <w:kern w:val="0"/>
+          <w:sz w:val="24"/>
+          <w:szCs w:val="24"/>
+          <w:u w:val="none"/>
+          <w:lang w:val="en-US" w:eastAsia="zh-CN" w:bidi="ar"/>
+        </w:rPr>
+        <w:t xml:space="preserve"> [11, 12.2]</w:t>
+      </w:r>
+    </w:p>
+    <w:p>
+      <w:pPr>
+        <w:keepNext w:val="0"/>
+        <w:keepLines w:val="0"/>
+        <w:widowControl/>
+        <w:numPr>
+          <w:numId w:val="0"/>
+        </w:numPr>
+        <w:suppressLineNumbers w:val="0"/>
+        <w:pBdr>
+          <w:bottom w:val="none" w:color="0A0A0A" w:sz="0" w:space="0"/>
+        </w:pBdr>
+        <w:spacing w:before="0" w:beforeAutospacing="0" w:after="120" w:afterAutospacing="0"/>
+        <w:ind w:left="-360" w:leftChars="0" w:right="0" w:rightChars="0"/>
+        <w:rPr>
+          <w:rFonts w:hint="default" w:ascii="Times New Roman" w:hAnsi="Times New Roman" w:eastAsia="Arial" w:cs="Times New Roman"/>
+          <w:sz w:val="24"/>
+          <w:szCs w:val="24"/>
+          <w:u w:val="none"/>
+        </w:rPr>
+      </w:pPr>
+      <w:r>
+        <w:rPr>
+          <w:rFonts w:hint="default" w:ascii="Times New Roman" w:hAnsi="Times New Roman" w:eastAsia="Arial" w:cs="Times New Roman"/>
+          <w:sz w:val="24"/>
+          <w:szCs w:val="24"/>
+          <w:u w:val="none"/>
+        </w:rPr>
+        <w:t xml:space="preserve">Trạng thái cổng của dịch vụ thay đổi từ </w:t>
+      </w:r>
+      <w:r>
+        <w:rPr>
+          <w:rStyle w:val="5"/>
+          <w:rFonts w:hint="default" w:ascii="Times New Roman" w:hAnsi="Times New Roman" w:eastAsia="monospace" w:cs="Times New Roman"/>
+          <w:b/>
+          <w:bCs/>
+          <w:sz w:val="21"/>
+          <w:szCs w:val="21"/>
+          <w:u w:val="none"/>
+        </w:rPr>
+        <w:t>open</w:t>
+      </w:r>
+      <w:r>
+        <w:rPr>
+          <w:rFonts w:hint="default" w:ascii="Times New Roman" w:hAnsi="Times New Roman" w:eastAsia="Arial" w:cs="Times New Roman"/>
+          <w:sz w:val="24"/>
+          <w:szCs w:val="24"/>
+          <w:u w:val="none"/>
+        </w:rPr>
+        <w:t xml:space="preserve"> (ở bản quét Before) chuyển thành </w:t>
+      </w:r>
+      <w:r>
+        <w:rPr>
+          <w:rStyle w:val="5"/>
+          <w:rFonts w:hint="default" w:ascii="Times New Roman" w:hAnsi="Times New Roman" w:eastAsia="monospace" w:cs="Times New Roman"/>
+          <w:b/>
+          <w:bCs/>
+          <w:sz w:val="21"/>
+          <w:szCs w:val="21"/>
+          <w:u w:val="none"/>
+        </w:rPr>
+        <w:t>closed</w:t>
+      </w:r>
+      <w:r>
+        <w:rPr>
+          <w:rFonts w:hint="default" w:ascii="Times New Roman" w:hAnsi="Times New Roman" w:eastAsia="Arial" w:cs="Times New Roman"/>
+          <w:sz w:val="24"/>
+          <w:szCs w:val="24"/>
+          <w:u w:val="none"/>
+        </w:rPr>
+        <w:t xml:space="preserve"> (do đã tắt dịch vụ) hoặc chuyển thành </w:t>
+      </w:r>
+      <w:r>
+        <w:rPr>
+          <w:rStyle w:val="5"/>
+          <w:rFonts w:hint="default" w:ascii="Times New Roman" w:hAnsi="Times New Roman" w:eastAsia="monospace" w:cs="Times New Roman"/>
+          <w:b/>
+          <w:bCs/>
+          <w:sz w:val="21"/>
+          <w:szCs w:val="21"/>
+          <w:u w:val="none"/>
+        </w:rPr>
+        <w:t>filtered</w:t>
+      </w:r>
+      <w:r>
+        <w:rPr>
+          <w:rFonts w:hint="default" w:ascii="Times New Roman" w:hAnsi="Times New Roman" w:eastAsia="Arial" w:cs="Times New Roman"/>
+          <w:sz w:val="24"/>
+          <w:szCs w:val="24"/>
+          <w:u w:val="none"/>
+        </w:rPr>
+        <w:t xml:space="preserve"> (do đã bật quy tắc tường lửa Firewall chặn cổng ở bản quét After).</w:t>
+      </w:r>
+    </w:p>
+    <w:p>
+      <w:pPr>
+        <w:keepNext w:val="0"/>
+        <w:keepLines w:val="0"/>
+        <w:widowControl/>
+        <w:suppressLineNumbers w:val="0"/>
+        <w:pBdr>
+          <w:bottom w:val="none" w:color="0A0A0A" w:sz="0" w:space="0"/>
+        </w:pBdr>
+        <w:spacing w:before="120" w:beforeAutospacing="0" w:after="160" w:afterAutospacing="0"/>
+        <w:ind w:left="0" w:right="0"/>
+        <w:jc w:val="left"/>
+        <w:rPr>
+          <w:rFonts w:hint="default" w:ascii="Times New Roman" w:hAnsi="Times New Roman" w:eastAsia="Arial" w:cs="Times New Roman"/>
+          <w:sz w:val="24"/>
+          <w:szCs w:val="24"/>
+          <w:u w:val="none"/>
+        </w:rPr>
+      </w:pPr>
+      <w:r>
+        <w:rPr>
+          <w:rStyle w:val="7"/>
+          <w:rFonts w:hint="default" w:ascii="Times New Roman" w:hAnsi="Times New Roman" w:eastAsia="Arial" w:cs="Times New Roman"/>
+          <w:b/>
+          <w:bCs/>
+          <w:kern w:val="0"/>
+          <w:sz w:val="24"/>
+          <w:szCs w:val="24"/>
+          <w:u w:val="none"/>
+          <w:lang w:val="en-US" w:eastAsia="zh-CN" w:bidi="ar"/>
+        </w:rPr>
+        <w:t>10. Nêu ba cấu hình phòng thủ giúp giảm bề mặt tấn công mà không dựa vào “ẩn mình”.</w:t>
+      </w:r>
+      <w:r>
+        <w:rPr>
+          <w:rFonts w:hint="default" w:ascii="Times New Roman" w:hAnsi="Times New Roman" w:eastAsia="Arial" w:cs="Times New Roman"/>
+          <w:kern w:val="0"/>
+          <w:sz w:val="24"/>
+          <w:szCs w:val="24"/>
+          <w:u w:val="none"/>
+          <w:lang w:val="en-US" w:eastAsia="zh-CN" w:bidi="ar"/>
+        </w:rPr>
+        <w:t xml:space="preserve"> [12.2]</w:t>
+      </w:r>
+    </w:p>
+    <w:p>
+      <w:pPr>
+        <w:keepNext w:val="0"/>
+        <w:keepLines w:val="0"/>
+        <w:widowControl/>
+        <w:numPr>
+          <w:ilvl w:val="0"/>
+          <w:numId w:val="3"/>
+        </w:numPr>
+        <w:suppressLineNumbers w:val="0"/>
+        <w:pBdr>
+          <w:bottom w:val="none" w:color="0A0A0A" w:sz="0" w:space="0"/>
+        </w:pBdr>
+        <w:spacing w:before="0" w:beforeAutospacing="0" w:after="120" w:afterAutospacing="0"/>
+        <w:ind w:left="0" w:right="0" w:hanging="360"/>
+        <w:rPr>
+          <w:rFonts w:hint="default" w:ascii="Times New Roman" w:hAnsi="Times New Roman" w:eastAsia="Arial" w:cs="Times New Roman"/>
+          <w:sz w:val="24"/>
+          <w:szCs w:val="24"/>
+          <w:u w:val="none"/>
+        </w:rPr>
+      </w:pPr>
+      <w:r>
+        <w:rPr>
+          <w:rFonts w:hint="default" w:ascii="Times New Roman" w:hAnsi="Times New Roman" w:eastAsia="Arial" w:cs="Times New Roman"/>
+          <w:sz w:val="24"/>
+          <w:szCs w:val="24"/>
+          <w:u w:val="none"/>
+        </w:rPr>
+        <w:t>Tắt bỏ hoàn toàn các dịch vụ và cổng kết nối thừa thãi không sử dụng đến.</w:t>
+      </w:r>
+    </w:p>
+    <w:p>
+      <w:pPr>
+        <w:keepNext w:val="0"/>
+        <w:keepLines w:val="0"/>
+        <w:widowControl/>
+        <w:numPr>
+          <w:ilvl w:val="0"/>
+          <w:numId w:val="3"/>
+        </w:numPr>
+        <w:suppressLineNumbers w:val="0"/>
+        <w:pBdr>
+          <w:bottom w:val="none" w:color="0A0A0A" w:sz="0" w:space="0"/>
+        </w:pBdr>
+        <w:spacing w:before="0" w:beforeAutospacing="0" w:after="120" w:afterAutospacing="0"/>
+        <w:ind w:left="0" w:right="0" w:hanging="360"/>
+        <w:rPr>
+          <w:rFonts w:hint="default" w:ascii="Times New Roman" w:hAnsi="Times New Roman" w:eastAsia="Arial" w:cs="Times New Roman"/>
+          <w:sz w:val="24"/>
+          <w:szCs w:val="24"/>
+          <w:u w:val="none"/>
+        </w:rPr>
+      </w:pPr>
+      <w:r>
+        <w:rPr>
+          <w:rFonts w:hint="default" w:ascii="Times New Roman" w:hAnsi="Times New Roman" w:eastAsia="Arial" w:cs="Times New Roman"/>
+          <w:sz w:val="24"/>
+          <w:szCs w:val="24"/>
+          <w:u w:val="none"/>
+        </w:rPr>
+        <w:t>Cấu hình danh sách kiểm soát truy cập (ACL) hoặc Firewall chỉ cho phép các địa chỉ IP tin cậy (Whitelisting) kết nối vào cổng dịch vụ.</w:t>
+      </w:r>
+    </w:p>
+    <w:p>
+      <w:pPr>
+        <w:keepNext w:val="0"/>
+        <w:keepLines w:val="0"/>
+        <w:widowControl/>
+        <w:numPr>
+          <w:ilvl w:val="0"/>
+          <w:numId w:val="3"/>
+        </w:numPr>
+        <w:suppressLineNumbers w:val="0"/>
+        <w:pBdr>
+          <w:bottom w:val="none" w:color="0A0A0A" w:sz="0" w:space="0"/>
+        </w:pBdr>
+        <w:spacing w:before="0" w:beforeAutospacing="0" w:after="120" w:afterAutospacing="0"/>
+        <w:ind w:left="0" w:right="0" w:hanging="360"/>
+        <w:rPr>
+          <w:rFonts w:hint="default" w:ascii="Times New Roman" w:hAnsi="Times New Roman" w:eastAsia="Arial" w:cs="Times New Roman"/>
+          <w:sz w:val="24"/>
+          <w:szCs w:val="24"/>
+          <w:u w:val="none"/>
+        </w:rPr>
+      </w:pPr>
+      <w:r>
+        <w:rPr>
+          <w:rFonts w:hint="default" w:ascii="Times New Roman" w:hAnsi="Times New Roman" w:eastAsia="Arial" w:cs="Times New Roman"/>
+          <w:sz w:val="24"/>
+          <w:szCs w:val="24"/>
+          <w:u w:val="none"/>
+        </w:rPr>
+        <w:t>Thường xuyên cập nhật, cài đặt đầy đủ các bản vá bảo mật (Patching) cho hệ điều hành và phần mềm [9.2, 14.1].</w:t>
+      </w:r>
+    </w:p>
+    <w:p>
+      <w:pPr>
+        <w:keepNext w:val="0"/>
+        <w:keepLines w:val="0"/>
+        <w:widowControl/>
+        <w:suppressLineNumbers w:val="0"/>
+        <w:pBdr>
+          <w:bottom w:val="none" w:color="808080" w:sz="0" w:space="0"/>
+        </w:pBdr>
+        <w:spacing w:before="320" w:beforeAutospacing="0" w:after="320" w:afterAutospacing="0"/>
+        <w:ind w:left="0" w:right="0"/>
+        <w:rPr>
+          <w:rFonts w:hint="default" w:ascii="Times New Roman" w:hAnsi="Times New Roman" w:eastAsia="Arial" w:cs="Times New Roman"/>
+          <w:sz w:val="21"/>
+          <w:szCs w:val="21"/>
+          <w:u w:val="none"/>
+        </w:rPr>
+      </w:pPr>
+    </w:p>
+    <w:p>
+      <w:pPr>
+        <w:numPr>
+          <w:ilvl w:val="0"/>
+          <w:numId w:val="0"/>
+        </w:numPr>
+        <w:ind w:leftChars="0"/>
         <w:rPr>
           <w:rFonts w:hint="default" w:ascii="Times New Roman" w:hAnsi="Times New Roman" w:eastAsia="SimSun" w:cs="Times New Roman"/>
           <w:sz w:val="24"/>
           <w:szCs w:val="24"/>
           <w:lang w:val="vi-VN"/>
         </w:rPr>
-        <w:t>xác hệ điều hành [12.2]. </w:t>
-      </w:r>
+      </w:pPr>
     </w:p>
     <w:sectPr>
       <w:pgSz w:w="11906" w:h="16838"/>
@@ -3939,6 +4646,155 @@
     </w:lvl>
   </w:abstractNum>
   <w:abstractNum w:abstractNumId="1">
+    <w:nsid w:val="EBC6F9D2"/>
+    <w:multiLevelType w:val="multilevel"/>
+    <w:tmpl w:val="EBC6F9D2"/>
+    <w:lvl w:ilvl="0" w:tentative="0">
+      <w:start w:val="1"/>
+      <w:numFmt w:val="decimal"/>
+      <w:lvlText w:val="%1."/>
+      <w:lvlJc w:val="left"/>
+      <w:pPr>
+        <w:tabs>
+          <w:tab w:val="left" w:pos="720"/>
+        </w:tabs>
+        <w:ind w:left="720" w:hanging="360"/>
+      </w:pPr>
+      <w:rPr>
+        <w:sz w:val="24"/>
+        <w:szCs w:val="24"/>
+      </w:rPr>
+    </w:lvl>
+    <w:lvl w:ilvl="1" w:tentative="0">
+      <w:start w:val="1"/>
+      <w:numFmt w:val="decimal"/>
+      <w:lvlText w:val="%2."/>
+      <w:lvlJc w:val="left"/>
+      <w:pPr>
+        <w:tabs>
+          <w:tab w:val="left" w:pos="1440"/>
+        </w:tabs>
+        <w:ind w:left="1440" w:hanging="360"/>
+      </w:pPr>
+      <w:rPr>
+        <w:sz w:val="24"/>
+        <w:szCs w:val="24"/>
+      </w:rPr>
+    </w:lvl>
+    <w:lvl w:ilvl="2" w:tentative="0">
+      <w:start w:val="1"/>
+      <w:numFmt w:val="decimal"/>
+      <w:lvlText w:val="%3."/>
+      <w:lvlJc w:val="left"/>
+      <w:pPr>
+        <w:tabs>
+          <w:tab w:val="left" w:pos="2160"/>
+        </w:tabs>
+        <w:ind w:left="2160" w:hanging="360"/>
+      </w:pPr>
+      <w:rPr>
+        <w:sz w:val="24"/>
+        <w:szCs w:val="24"/>
+      </w:rPr>
+    </w:lvl>
+    <w:lvl w:ilvl="3" w:tentative="0">
+      <w:start w:val="1"/>
+      <w:numFmt w:val="decimal"/>
+      <w:lvlText w:val="%4."/>
+      <w:lvlJc w:val="left"/>
+      <w:pPr>
+        <w:tabs>
+          <w:tab w:val="left" w:pos="2500"/>
+        </w:tabs>
+        <w:ind w:left="2880" w:hanging="360"/>
+      </w:pPr>
+      <w:rPr>
+        <w:sz w:val="24"/>
+        <w:szCs w:val="24"/>
+      </w:rPr>
+    </w:lvl>
+    <w:lvl w:ilvl="4" w:tentative="0">
+      <w:start w:val="1"/>
+      <w:numFmt w:val="decimal"/>
+      <w:lvlText w:val="%5."/>
+      <w:lvlJc w:val="left"/>
+      <w:pPr>
+        <w:tabs>
+          <w:tab w:val="left" w:pos="3220"/>
+        </w:tabs>
+        <w:ind w:left="3600" w:hanging="360"/>
+      </w:pPr>
+      <w:rPr>
+        <w:sz w:val="24"/>
+        <w:szCs w:val="24"/>
+      </w:rPr>
+    </w:lvl>
+    <w:lvl w:ilvl="5" w:tentative="0">
+      <w:start w:val="1"/>
+      <w:numFmt w:val="decimal"/>
+      <w:lvlText w:val="%6."/>
+      <w:lvlJc w:val="left"/>
+      <w:pPr>
+        <w:tabs>
+          <w:tab w:val="left" w:pos="3940"/>
+        </w:tabs>
+        <w:ind w:left="4320" w:hanging="360"/>
+      </w:pPr>
+      <w:rPr>
+        <w:sz w:val="24"/>
+        <w:szCs w:val="24"/>
+      </w:rPr>
+    </w:lvl>
+    <w:lvl w:ilvl="6" w:tentative="0">
+      <w:start w:val="1"/>
+      <w:numFmt w:val="decimal"/>
+      <w:lvlText w:val="%7."/>
+      <w:lvlJc w:val="left"/>
+      <w:pPr>
+        <w:tabs>
+          <w:tab w:val="left" w:pos="4660"/>
+        </w:tabs>
+        <w:ind w:left="5040" w:hanging="360"/>
+      </w:pPr>
+      <w:rPr>
+        <w:sz w:val="24"/>
+        <w:szCs w:val="24"/>
+      </w:rPr>
+    </w:lvl>
+    <w:lvl w:ilvl="7" w:tentative="0">
+      <w:start w:val="1"/>
+      <w:numFmt w:val="decimal"/>
+      <w:lvlText w:val="%8."/>
+      <w:lvlJc w:val="left"/>
+      <w:pPr>
+        <w:tabs>
+          <w:tab w:val="left" w:pos="5380"/>
+        </w:tabs>
+        <w:ind w:left="5760" w:hanging="360"/>
+      </w:pPr>
+      <w:rPr>
+        <w:sz w:val="24"/>
+        <w:szCs w:val="24"/>
+      </w:rPr>
+    </w:lvl>
+    <w:lvl w:ilvl="8" w:tentative="0">
+      <w:start w:val="1"/>
+      <w:numFmt w:val="decimal"/>
+      <w:lvlText w:val="%9."/>
+      <w:lvlJc w:val="left"/>
+      <w:pPr>
+        <w:tabs>
+          <w:tab w:val="left" w:pos="6100"/>
+        </w:tabs>
+        <w:ind w:left="6480" w:hanging="360"/>
+      </w:pPr>
+      <w:rPr>
+        <w:sz w:val="24"/>
+        <w:szCs w:val="24"/>
+      </w:rPr>
+    </w:lvl>
+  </w:abstractNum>
+  <w:abstractNum w:abstractNumId="2">
     <w:nsid w:val="10B7783A"/>
     <w:multiLevelType w:val="singleLevel"/>
     <w:tmpl w:val="10B7783A"/>
@@ -3954,6 +4810,9 @@
     <w:abstractNumId w:val="0"/>
   </w:num>
   <w:num w:numId="2">
+    <w:abstractNumId w:val="2"/>
+  </w:num>
+  <w:num w:numId="3">
     <w:abstractNumId w:val="1"/>
   </w:num>
 </w:numbering>
@@ -4055,7 +4914,7 @@
     <w:lsdException w:unhideWhenUsed="0" w:uiPriority="0" w:semiHidden="0" w:name="Body Text Indent 2"/>
     <w:lsdException w:unhideWhenUsed="0" w:uiPriority="0" w:semiHidden="0" w:name="Body Text Indent 3"/>
     <w:lsdException w:unhideWhenUsed="0" w:uiPriority="0" w:semiHidden="0" w:name="Block Text"/>
-    <w:lsdException w:unhideWhenUsed="0" w:uiPriority="0" w:semiHidden="0" w:name="Hyperlink"/>
+    <w:lsdException w:qFormat="1" w:unhideWhenUsed="0" w:uiPriority="0" w:semiHidden="0" w:name="Hyperlink"/>
     <w:lsdException w:unhideWhenUsed="0" w:uiPriority="0" w:semiHidden="0" w:name="FollowedHyperlink"/>
     <w:lsdException w:qFormat="1" w:unhideWhenUsed="0" w:uiPriority="0" w:semiHidden="0" w:name="Strong"/>
     <w:lsdException w:qFormat="1" w:unhideWhenUsed="0" w:uiPriority="0" w:semiHidden="0" w:name="Emphasis"/>
@@ -4066,7 +4925,7 @@
     <w:lsdException w:unhideWhenUsed="0" w:uiPriority="0" w:semiHidden="0" w:name="HTML Acronym"/>
     <w:lsdException w:unhideWhenUsed="0" w:uiPriority="0" w:semiHidden="0" w:name="HTML Address"/>
     <w:lsdException w:unhideWhenUsed="0" w:uiPriority="0" w:semiHidden="0" w:name="HTML Cite"/>
-    <w:lsdException w:unhideWhenUsed="0" w:uiPriority="0" w:semiHidden="0" w:name="HTML Code"/>
+    <w:lsdException w:qFormat="1" w:unhideWhenUsed="0" w:uiPriority="0" w:semiHidden="0" w:name="HTML Code"/>
     <w:lsdException w:unhideWhenUsed="0" w:uiPriority="0" w:semiHidden="0" w:name="HTML Definition"/>
     <w:lsdException w:unhideWhenUsed="0" w:uiPriority="0" w:semiHidden="0" w:name="HTML Keyboard"/>
     <w:lsdException w:unhideWhenUsed="0" w:uiPriority="0" w:semiHidden="0" w:name="HTML Preformatted"/>
@@ -4118,7 +4977,7 @@
     <w:lsdException w:unhideWhenUsed="0" w:uiPriority="0" w:semiHidden="0" w:name="Table Web 2"/>
     <w:lsdException w:unhideWhenUsed="0" w:uiPriority="0" w:semiHidden="0" w:name="Table Web 3"/>
     <w:lsdException w:unhideWhenUsed="0" w:uiPriority="0" w:semiHidden="0" w:name="Balloon Text"/>
-    <w:lsdException w:unhideWhenUsed="0" w:uiPriority="0" w:semiHidden="0" w:name="Table Grid"/>
+    <w:lsdException w:qFormat="1" w:unhideWhenUsed="0" w:uiPriority="0" w:semiHidden="0" w:name="Table Grid"/>
     <w:lsdException w:unhideWhenUsed="0" w:uiPriority="0" w:semiHidden="0" w:name="Table Theme"/>
     <w:lsdException w:unhideWhenUsed="0" w:uiPriority="60" w:semiHidden="0" w:name="Light Shading"/>
     <w:lsdException w:unhideWhenUsed="0" w:uiPriority="61" w:semiHidden="0" w:name="Light List"/>
@@ -4264,6 +5123,7 @@
   <w:style w:type="character" w:styleId="5">
     <w:name w:val="HTML Code"/>
     <w:basedOn w:val="2"/>
+    <w:qFormat/>
     <w:uiPriority w:val="0"/>
     <w:rPr>
       <w:rFonts w:ascii="Courier New" w:hAnsi="Courier New" w:cs="Courier New"/>
@@ -4274,6 +5134,7 @@
   <w:style w:type="character" w:styleId="6">
     <w:name w:val="Hyperlink"/>
     <w:basedOn w:val="2"/>
+    <w:qFormat/>
     <w:uiPriority w:val="0"/>
     <w:rPr>
       <w:color w:val="0000FF"/>
@@ -4293,6 +5154,7 @@
   <w:style w:type="table" w:styleId="8">
     <w:name w:val="Table Grid"/>
     <w:basedOn w:val="3"/>
+    <w:qFormat/>
     <w:uiPriority w:val="0"/>
     <w:pPr>
       <w:widowControl w:val="0"/>
